--- a/산출물/와이어프레임.docx
+++ b/산출물/와이어프레임.docx
@@ -4,19 +4,103 @@
   <w:body>
     <w:p>
       <w:pPr>
-        <w:pStyle w:val="Title"/>
+        <w:pStyle w:val="Heading1"/>
       </w:pPr>
       <w:r>
-        <w:t>UI/UX 와이어프레임</w:t>
-      </w:r>
-    </w:p>
-    <w:p>
-      <w:pPr/>
-      <w:r>
-        <w:rPr>
-          <w:i/>
-        </w:rPr>
+        <w:t>리뷰 대댓글 생성 에이전트 — UI/UX 와이어프레임 (D-2 구조)</w:t>
+      </w:r>
+    </w:p>
+    <w:p>
+      <w:pPr>
+        <w:pStyle w:val="IntenseQuote"/>
+      </w:pPr>
+      <w:r>
         <w:t>버전: Draft v0.2 | UI 형태: D-2 (대시보드 + FAB)</w:t>
+      </w:r>
+    </w:p>
+    <w:p>
+      <w:r>
+        <w:t>&gt;</w:t>
+      </w:r>
+    </w:p>
+    <w:p>
+      <w:pPr>
+        <w:pStyle w:val="IntenseQuote"/>
+      </w:pPr>
+      <w:r>
+        <w:t>**참고**: 본 문서는 구현 전 초기 설계안입니다. 최종 구현에서는 아래 변경이 반영되었습니다:</w:t>
+      </w:r>
+    </w:p>
+    <w:p>
+      <w:pPr>
+        <w:pStyle w:val="IntenseQuote"/>
+      </w:pPr>
+      <w:r>
+        <w:t>- **대댓글 3개 후보 제공**: 단일 초안 → 후보 A/B/C 카드 선택 방식</w:t>
+      </w:r>
+    </w:p>
+    <w:p>
+      <w:pPr>
+        <w:pStyle w:val="IntenseQuote"/>
+      </w:pPr>
+      <w:r>
+        <w:t>- **말투 변경 기능**: "재생성" 버튼 → 톤 드롭다운 (친근한/전문적인/감성적인)</w:t>
+      </w:r>
+    </w:p>
+    <w:p>
+      <w:pPr>
+        <w:pStyle w:val="IntenseQuote"/>
+      </w:pPr>
+      <w:r>
+        <w:t>- **상품별 리뷰 그루핑**: 텍스트 입력 → 상품별 체크박스 선택 + 일괄 생성</w:t>
+      </w:r>
+    </w:p>
+    <w:p>
+      <w:pPr>
+        <w:pStyle w:val="IntenseQuote"/>
+      </w:pPr>
+      <w:r>
+        <w:t>- **교환/환불 미언급 정책**: 대댓글에서 교환/환불 직접 언급 금지, 고객센터 유도</w:t>
+      </w:r>
+    </w:p>
+    <w:p>
+      <w:pPr>
+        <w:pStyle w:val="IntenseQuote"/>
+      </w:pPr>
+      <w:r>
+        <w:t>- **사이드바 네비게이션**: 상단 탭 → 좌측 사이드바 (주황색 테마)</w:t>
+      </w:r>
+    </w:p>
+    <w:p>
+      <w:pPr>
+        <w:pStyle w:val="IntenseQuote"/>
+      </w:pPr>
+      <w:r>
+        <w:t>- **쇼핑몰 디자인**: 히어로 배너, 카테고리 필터, cream/serif 톤 (TESER 참고)</w:t>
+      </w:r>
+    </w:p>
+    <w:p>
+      <w:pPr>
+        <w:pStyle w:val="IntenseQuote"/>
+      </w:pPr>
+      <w:r>
+        <w:t>- **별점 필터**: 대시보드에 1~5점 + 긴급/주의 배지 필터 추가</w:t>
+      </w:r>
+    </w:p>
+    <w:p>
+      <w:pPr>
+        <w:pStyle w:val="IntenseQuote"/>
+      </w:pPr>
+      <w:r>
+        <w:t>- **바로 등록**: confirm+publish 원클릭 처리 + 5초 실행 취소 토스트</w:t>
+      </w:r>
+    </w:p>
+    <w:p>
+      <w:pPr>
+        <w:pStyle w:val="IntenseQuote"/>
+      </w:pPr>
+      <w:r>
+        <w:t>- **온보딩 페이지**: 루트(/) 경로에 서비스 소개 + CTA 페이지 추가</w:t>
       </w:r>
     </w:p>
     <w:p>
@@ -28,37 +112,99 @@
       </w:r>
     </w:p>
     <w:p>
-      <w:pPr/>
       <w:r>
         <w:rPr>
           <w:rFonts w:ascii="Courier New" w:hAnsi="Courier New"/>
           <w:sz w:val="18"/>
         </w:rPr>
         <w:t>URL 구조:</w:t>
-        <w:br/>
+      </w:r>
+    </w:p>
+    <w:p>
+      <w:r>
+        <w:rPr>
+          <w:rFonts w:ascii="Courier New" w:hAnsi="Courier New"/>
+          <w:sz w:val="18"/>
+        </w:rPr>
         <w:t>/shop                        → 상품 목록 (샘플 쇼핑몰) + FAB</w:t>
-        <w:br/>
+      </w:r>
+    </w:p>
+    <w:p>
+      <w:r>
+        <w:rPr>
+          <w:rFonts w:ascii="Courier New" w:hAnsi="Courier New"/>
+          <w:sz w:val="18"/>
+        </w:rPr>
         <w:t>/shop/products/{id}          → 상품 상세 + 리뷰 + 대댓글 (샘플 쇼핑몰) + FAB</w:t>
-        <w:br/>
+      </w:r>
+    </w:p>
+    <w:p>
+      <w:r>
+        <w:rPr>
+          <w:rFonts w:ascii="Courier New" w:hAnsi="Courier New"/>
+          <w:sz w:val="18"/>
+        </w:rPr>
         <w:t>/dashboard/tone              → 브랜드 톤 설정 (에이전트 대시보드)</w:t>
-        <w:br/>
+      </w:r>
+    </w:p>
+    <w:p>
+      <w:r>
+        <w:rPr>
+          <w:rFonts w:ascii="Courier New" w:hAnsi="Courier New"/>
+          <w:sz w:val="18"/>
+        </w:rPr>
         <w:t>/dashboard/reviews           → 리뷰 목록 + 대댓글 생성 (에이전트 대시보드)</w:t>
-        <w:br/>
+      </w:r>
+    </w:p>
+    <w:p>
+      <w:r>
+        <w:rPr>
+          <w:rFonts w:ascii="Courier New" w:hAnsi="Courier New"/>
+          <w:sz w:val="18"/>
+        </w:rPr>
         <w:t>/dashboard/history           → 히스토리 (에이전트 대시보드)</w:t>
-        <w:br/>
-        <w:br/>
+      </w:r>
+    </w:p>
+    <w:p/>
+    <w:p>
+      <w:r>
+        <w:rPr>
+          <w:rFonts w:ascii="Courier New" w:hAnsi="Courier New"/>
+          <w:sz w:val="18"/>
+        </w:rPr>
         <w:t>FAB (플로팅 액션 버튼):</w:t>
-        <w:br/>
+      </w:r>
+    </w:p>
+    <w:p>
+      <w:r>
+        <w:rPr>
+          <w:rFonts w:ascii="Courier New" w:hAnsi="Courier New"/>
+          <w:sz w:val="18"/>
+        </w:rPr>
         <w:t>- 쇼핑몰 모든 페이지 우하단에 고정 (position: fixed)</w:t>
-        <w:br/>
+      </w:r>
+    </w:p>
+    <w:p>
+      <w:r>
+        <w:rPr>
+          <w:rFonts w:ascii="Courier New" w:hAnsi="Courier New"/>
+          <w:sz w:val="18"/>
+        </w:rPr>
         <w:t>- 클릭 시 미니패널 오버레이 오픈</w:t>
-        <w:br/>
+      </w:r>
+    </w:p>
+    <w:p>
+      <w:r>
+        <w:rPr>
+          <w:rFonts w:ascii="Courier New" w:hAnsi="Courier New"/>
+          <w:sz w:val="18"/>
+        </w:rPr>
         <w:t>- 쇼핑몰 레이아웃에 영향 없음 (z-index 오버레이)</w:t>
       </w:r>
     </w:p>
     <w:p>
       <w:r>
-        <w:t>──────────────────────────────────────────────────</w:t>
+        <w:t>---</w:t>
       </w:r>
     </w:p>
     <w:p>
@@ -78,177 +224,218 @@
       </w:r>
     </w:p>
     <w:p>
-      <w:pPr/>
       <w:r>
         <w:rPr>
           <w:rFonts w:ascii="Courier New" w:hAnsi="Courier New"/>
           <w:sz w:val="18"/>
         </w:rPr>
         <w:t>+----------------------------------------------------------+</w:t>
-        <w:br/>
+      </w:r>
+    </w:p>
+    <w:p>
+      <w:r>
+        <w:rPr>
+          <w:rFonts w:ascii="Courier New" w:hAnsi="Courier New"/>
+          <w:sz w:val="18"/>
+        </w:rPr>
         <w:t>|  [로고] 샘플 쇼핑몰                                        |</w:t>
-        <w:br/>
-        <w:t>+----------------------------------------------------------+</w:t>
-        <w:br/>
-        <w:t>|                                                          |</w:t>
-        <w:br/>
-        <w:t>|  +-------------+  +-------------+  +-------------+       |</w:t>
-        <w:br/>
-        <w:t>|  | [상품이미지] |  | [상품이미지] |  | [상품이미지] |       |</w:t>
-        <w:br/>
-        <w:t>|  |             |  |             |  |             |       |</w:t>
-        <w:br/>
-        <w:t>|  | 상품명       |  | 상품명       |  | 상품명       |       |</w:t>
-        <w:br/>
-        <w:t>|  | ₩29,900     |  | ₩15,000     |  | ₩42,000     |       |</w:t>
-        <w:br/>
-        <w:t>|  | ★★★★☆ (12) |  | ★★★★★ (8)  |  | ★★★☆☆ (25) |       |</w:t>
-        <w:br/>
-        <w:t>|  +-------------+  +-------------+  +-------------+       |</w:t>
-        <w:br/>
-        <w:t>|                                                          |</w:t>
-        <w:br/>
-        <w:t>|  +-------------+  +-------------+  +-------------+       |</w:t>
-        <w:br/>
-        <w:t>|  | ...          |  | ...          |  | ...          |       |</w:t>
-        <w:br/>
-        <w:t>|  +-------------+  +-------------+  +-------------+       |</w:t>
-        <w:br/>
-        <w:t>|                                                          |</w:t>
-        <w:br/>
-        <w:t>|  [1] [2] [3] ... (페이지네이션)                            |</w:t>
-        <w:br/>
-        <w:t>|                                                          |</w:t>
-        <w:br/>
-        <w:t>|                                              +--------+  |</w:t>
-        <w:br/>
-        <w:t>|                                              |  💬    |  |</w:t>
-        <w:br/>
-        <w:t>|                                              |  FAB   |  |</w:t>
-        <w:br/>
-        <w:t>|                                              +--------+  |</w:t>
-        <w:br/>
-        <w:t>+----------------------------------------------------------+</w:t>
-      </w:r>
-    </w:p>
-    <w:p>
-      <w:r>
-        <w:t>**컴포넌트:**</w:t>
-      </w:r>
-    </w:p>
-    <w:p>
-      <w:pPr>
-        <w:pStyle w:val="ListBullet"/>
-      </w:pPr>
-      <w:r>
-        <w:t>`ProductCard`: 상품 이미지, 이름, 가격, 평균 별점, 리뷰 수 표시</w:t>
-      </w:r>
-    </w:p>
-    <w:p>
-      <w:pPr>
-        <w:pStyle w:val="ListBullet"/>
-      </w:pPr>
-      <w:r>
-        <w:t>클릭 시 `/shop/products/{id}`로 이동</w:t>
-      </w:r>
-    </w:p>
-    <w:p>
-      <w:pPr>
-        <w:pStyle w:val="ListBullet"/>
-      </w:pPr>
-      <w:r>
-        <w:t>`FABButton`: 우하단 고정, 클릭 시 미니패널 오픈</w:t>
-      </w:r>
-    </w:p>
-    <w:p>
-      <w:pPr>
-        <w:pStyle w:val="Heading3"/>
-      </w:pPr>
-      <w:r>
-        <w:t>2-2. 상품 상세 + 리뷰 페이지 (/shop/products/{id})</w:t>
-      </w:r>
-    </w:p>
-    <w:p>
-      <w:pPr/>
+      </w:r>
+    </w:p>
+    <w:p>
       <w:r>
         <w:rPr>
           <w:rFonts w:ascii="Courier New" w:hAnsi="Courier New"/>
           <w:sz w:val="18"/>
         </w:rPr>
         <w:t>+----------------------------------------------------------+</w:t>
-        <w:br/>
-        <w:t>|  [로고] 샘플 쇼핑몰  |  ← 목록으로                         |</w:t>
-        <w:br/>
+      </w:r>
+    </w:p>
+    <w:p>
+      <w:r>
+        <w:rPr>
+          <w:rFonts w:ascii="Courier New" w:hAnsi="Courier New"/>
+          <w:sz w:val="18"/>
+        </w:rPr>
+        <w:t>|                                                          |</w:t>
+      </w:r>
+    </w:p>
+    <w:p>
+      <w:r>
+        <w:rPr>
+          <w:rFonts w:ascii="Courier New" w:hAnsi="Courier New"/>
+          <w:sz w:val="18"/>
+        </w:rPr>
+        <w:t>|  +-------------+  +-------------+  +-------------+       |</w:t>
+      </w:r>
+    </w:p>
+    <w:p>
+      <w:r>
+        <w:rPr>
+          <w:rFonts w:ascii="Courier New" w:hAnsi="Courier New"/>
+          <w:sz w:val="18"/>
+        </w:rPr>
+        <w:t>|  | [상품이미지] |  | [상품이미지] |  | [상품이미지] |       |</w:t>
+      </w:r>
+    </w:p>
+    <w:p>
+      <w:r>
+        <w:rPr>
+          <w:rFonts w:ascii="Courier New" w:hAnsi="Courier New"/>
+          <w:sz w:val="18"/>
+        </w:rPr>
+        <w:t>|  |             |  |             |  |             |       |</w:t>
+      </w:r>
+    </w:p>
+    <w:p>
+      <w:r>
+        <w:rPr>
+          <w:rFonts w:ascii="Courier New" w:hAnsi="Courier New"/>
+          <w:sz w:val="18"/>
+        </w:rPr>
+        <w:t>|  | 상품명       |  | 상품명       |  | 상품명       |       |</w:t>
+      </w:r>
+    </w:p>
+    <w:p>
+      <w:r>
+        <w:rPr>
+          <w:rFonts w:ascii="Courier New" w:hAnsi="Courier New"/>
+          <w:sz w:val="18"/>
+        </w:rPr>
+        <w:t>|  | ₩29,900     |  | ₩15,000     |  | ₩42,000     |       |</w:t>
+      </w:r>
+    </w:p>
+    <w:p>
+      <w:r>
+        <w:rPr>
+          <w:rFonts w:ascii="Courier New" w:hAnsi="Courier New"/>
+          <w:sz w:val="18"/>
+        </w:rPr>
+        <w:t>|  | ★★★★☆ (12) |  | ★★★★★ (8)  |  | ★★★☆☆ (25) |       |</w:t>
+      </w:r>
+    </w:p>
+    <w:p>
+      <w:r>
+        <w:rPr>
+          <w:rFonts w:ascii="Courier New" w:hAnsi="Courier New"/>
+          <w:sz w:val="18"/>
+        </w:rPr>
+        <w:t>|  +-------------+  +-------------+  +-------------+       |</w:t>
+      </w:r>
+    </w:p>
+    <w:p>
+      <w:r>
+        <w:rPr>
+          <w:rFonts w:ascii="Courier New" w:hAnsi="Courier New"/>
+          <w:sz w:val="18"/>
+        </w:rPr>
+        <w:t>|                                                          |</w:t>
+      </w:r>
+    </w:p>
+    <w:p>
+      <w:r>
+        <w:rPr>
+          <w:rFonts w:ascii="Courier New" w:hAnsi="Courier New"/>
+          <w:sz w:val="18"/>
+        </w:rPr>
+        <w:t>|  +-------------+  +-------------+  +-------------+       |</w:t>
+      </w:r>
+    </w:p>
+    <w:p>
+      <w:r>
+        <w:rPr>
+          <w:rFonts w:ascii="Courier New" w:hAnsi="Courier New"/>
+          <w:sz w:val="18"/>
+        </w:rPr>
+        <w:t>|  | ...          |  | ...          |  | ...          |       |</w:t>
+      </w:r>
+    </w:p>
+    <w:p>
+      <w:r>
+        <w:rPr>
+          <w:rFonts w:ascii="Courier New" w:hAnsi="Courier New"/>
+          <w:sz w:val="18"/>
+        </w:rPr>
+        <w:t>|  +-------------+  +-------------+  +-------------+       |</w:t>
+      </w:r>
+    </w:p>
+    <w:p>
+      <w:r>
+        <w:rPr>
+          <w:rFonts w:ascii="Courier New" w:hAnsi="Courier New"/>
+          <w:sz w:val="18"/>
+        </w:rPr>
+        <w:t>|                                                          |</w:t>
+      </w:r>
+    </w:p>
+    <w:p>
+      <w:r>
+        <w:rPr>
+          <w:rFonts w:ascii="Courier New" w:hAnsi="Courier New"/>
+          <w:sz w:val="18"/>
+        </w:rPr>
+        <w:t>|  [1] [2] [3] ... (페이지네이션)                            |</w:t>
+      </w:r>
+    </w:p>
+    <w:p>
+      <w:r>
+        <w:rPr>
+          <w:rFonts w:ascii="Courier New" w:hAnsi="Courier New"/>
+          <w:sz w:val="18"/>
+        </w:rPr>
+        <w:t>|                                                          |</w:t>
+      </w:r>
+    </w:p>
+    <w:p>
+      <w:r>
+        <w:rPr>
+          <w:rFonts w:ascii="Courier New" w:hAnsi="Courier New"/>
+          <w:sz w:val="18"/>
+        </w:rPr>
+        <w:t>|                                              +--------+  |</w:t>
+      </w:r>
+    </w:p>
+    <w:p>
+      <w:r>
+        <w:rPr>
+          <w:rFonts w:ascii="Courier New" w:hAnsi="Courier New"/>
+          <w:sz w:val="18"/>
+        </w:rPr>
+        <w:t>|                                              |  💬    |  |</w:t>
+      </w:r>
+    </w:p>
+    <w:p>
+      <w:r>
+        <w:rPr>
+          <w:rFonts w:ascii="Courier New" w:hAnsi="Courier New"/>
+          <w:sz w:val="18"/>
+        </w:rPr>
+        <w:t>|                                              |  FAB   |  |</w:t>
+      </w:r>
+    </w:p>
+    <w:p>
+      <w:r>
+        <w:rPr>
+          <w:rFonts w:ascii="Courier New" w:hAnsi="Courier New"/>
+          <w:sz w:val="18"/>
+        </w:rPr>
+        <w:t>|                                              +--------+  |</w:t>
+      </w:r>
+    </w:p>
+    <w:p>
+      <w:r>
+        <w:rPr>
+          <w:rFonts w:ascii="Courier New" w:hAnsi="Courier New"/>
+          <w:sz w:val="18"/>
+        </w:rPr>
         <w:t>+----------------------------------------------------------+</w:t>
-        <w:br/>
-        <w:t>|                                                          |</w:t>
-        <w:br/>
-        <w:t>|  +----------------+  +-----------------------------+     |</w:t>
-        <w:br/>
-        <w:t>|  | [상품 이미지]   |  | 상품명                       |     |</w:t>
-        <w:br/>
-        <w:t>|  |                |  | ₩29,900                     |     |</w:t>
-        <w:br/>
-        <w:t>|  |                |  | ★★★★☆ (12개 리뷰)           |     |</w:t>
-        <w:br/>
-        <w:t>|  |                |  |                             |     |</w:t>
-        <w:br/>
-        <w:t>|  |                |  | 상품 설명 텍스트...           |     |</w:t>
-        <w:br/>
-        <w:t>|  +----------------+  +-----------------------------+     |</w:t>
-        <w:br/>
-        <w:t>|                                                          |</w:t>
-        <w:br/>
-        <w:t>|  ─── 리뷰 (12개) ───────────────────────────────         |</w:t>
-        <w:br/>
-        <w:t>|                                                          |</w:t>
-        <w:br/>
-        <w:t>|  +------------------------------------------------------+|</w:t>
-        <w:br/>
-        <w:t>|  | 김OO | ★★★★★ | 2026-04-20                          ||</w:t>
-        <w:br/>
-        <w:t>|  | 배송 빠르고 품질 좋아요! 다음에도 구매할 예정입니다.    ||</w:t>
-        <w:br/>
-        <w:t>|  |                                                      ||</w:t>
-        <w:br/>
-        <w:t>|  |   💬 [브랜드명] 2026-04-21                           ||</w:t>
-        <w:br/>
-        <w:t>|  |   감사합니다! 만족스러운 경험을 드려 기쁩니다.         ||</w:t>
-        <w:br/>
-        <w:t>|  |   다음에도 좋은 상품으로 보답하겠습니다 :)            ||</w:t>
-        <w:br/>
-        <w:t>|  +------------------------------------------------------+|</w:t>
-        <w:br/>
-        <w:t>|                                                          |</w:t>
-        <w:br/>
-        <w:t>|  +------------------------------------------------------+|</w:t>
-        <w:br/>
-        <w:t>|  | 이OO | ★★☆☆☆ | 2026-04-19                          ||</w:t>
-        <w:br/>
-        <w:t>|  | 사이즈가 생각보다 작아서 교환 요청했어요.              ||</w:t>
-        <w:br/>
-        <w:t>|  |                                                      ||</w:t>
-        <w:br/>
-        <w:t>|  |   (대댓글 없음)                                       ||</w:t>
-        <w:br/>
-        <w:t>|  +------------------------------------------------------+|</w:t>
-        <w:br/>
-        <w:t>|                                                          |</w:t>
-        <w:br/>
-        <w:t>|                                              +--------+  |</w:t>
-        <w:br/>
-        <w:t>|                                              |  💬    |  |</w:t>
-        <w:br/>
-        <w:t>|                                              |  FAB   |  |</w:t>
-        <w:br/>
-        <w:t>|                                              +--------+  |</w:t>
-        <w:br/>
-        <w:t>+----------------------------------------------------------+</w:t>
-      </w:r>
-    </w:p>
-    <w:p>
-      <w:r>
-        <w:t>**컴포넌트:**</w:t>
+      </w:r>
+    </w:p>
+    <w:p>
+      <w:r>
+        <w:rPr>
+          <w:b/>
+        </w:rPr>
+        <w:t>컴포넌트:</w:t>
       </w:r>
     </w:p>
     <w:p>
@@ -256,7 +443,7 @@
         <w:pStyle w:val="ListBullet"/>
       </w:pPr>
       <w:r>
-        <w:t>`ReviewItem`: 작성자, 별점, 리뷰 본문, 작성일</w:t>
+        <w:t>`ProductCard`: 상품 이미지, 이름, 가격, 평균 별점, 리뷰 수 표시</w:t>
       </w:r>
     </w:p>
     <w:p>
@@ -264,7 +451,7 @@
         <w:pStyle w:val="ListBullet"/>
       </w:pPr>
       <w:r>
-        <w:t>`ReplyBubble`: 브랜드명, 대댓글 본문, 작성일 (들여쓰기 표시)</w:t>
+        <w:t>클릭 시 `/shop/products/{id}`로 이동</w:t>
       </w:r>
     </w:p>
     <w:p>
@@ -280,138 +467,847 @@
         <w:pStyle w:val="Heading3"/>
       </w:pPr>
       <w:r>
+        <w:t>2-2. 상품 상세 + 리뷰 페이지 (/shop/products/{id})</w:t>
+      </w:r>
+    </w:p>
+    <w:p>
+      <w:r>
+        <w:rPr>
+          <w:rFonts w:ascii="Courier New" w:hAnsi="Courier New"/>
+          <w:sz w:val="18"/>
+        </w:rPr>
+        <w:t>+----------------------------------------------------------+</w:t>
+      </w:r>
+    </w:p>
+    <w:p>
+      <w:r>
+        <w:rPr>
+          <w:rFonts w:ascii="Courier New" w:hAnsi="Courier New"/>
+          <w:sz w:val="18"/>
+        </w:rPr>
+        <w:t>|  [로고] 샘플 쇼핑몰  |  ← 목록으로                         |</w:t>
+      </w:r>
+    </w:p>
+    <w:p>
+      <w:r>
+        <w:rPr>
+          <w:rFonts w:ascii="Courier New" w:hAnsi="Courier New"/>
+          <w:sz w:val="18"/>
+        </w:rPr>
+        <w:t>+----------------------------------------------------------+</w:t>
+      </w:r>
+    </w:p>
+    <w:p>
+      <w:r>
+        <w:rPr>
+          <w:rFonts w:ascii="Courier New" w:hAnsi="Courier New"/>
+          <w:sz w:val="18"/>
+        </w:rPr>
+        <w:t>|                                                          |</w:t>
+      </w:r>
+    </w:p>
+    <w:p>
+      <w:r>
+        <w:rPr>
+          <w:rFonts w:ascii="Courier New" w:hAnsi="Courier New"/>
+          <w:sz w:val="18"/>
+        </w:rPr>
+        <w:t>|  +----------------+  +-----------------------------+     |</w:t>
+      </w:r>
+    </w:p>
+    <w:p>
+      <w:r>
+        <w:rPr>
+          <w:rFonts w:ascii="Courier New" w:hAnsi="Courier New"/>
+          <w:sz w:val="18"/>
+        </w:rPr>
+        <w:t>|  | [상품 이미지]   |  | 상품명                       |     |</w:t>
+      </w:r>
+    </w:p>
+    <w:p>
+      <w:r>
+        <w:rPr>
+          <w:rFonts w:ascii="Courier New" w:hAnsi="Courier New"/>
+          <w:sz w:val="18"/>
+        </w:rPr>
+        <w:t>|  |                |  | ₩29,900                     |     |</w:t>
+      </w:r>
+    </w:p>
+    <w:p>
+      <w:r>
+        <w:rPr>
+          <w:rFonts w:ascii="Courier New" w:hAnsi="Courier New"/>
+          <w:sz w:val="18"/>
+        </w:rPr>
+        <w:t>|  |                |  | ★★★★☆ (12개 리뷰)           |     |</w:t>
+      </w:r>
+    </w:p>
+    <w:p>
+      <w:r>
+        <w:rPr>
+          <w:rFonts w:ascii="Courier New" w:hAnsi="Courier New"/>
+          <w:sz w:val="18"/>
+        </w:rPr>
+        <w:t>|  |                |  |                             |     |</w:t>
+      </w:r>
+    </w:p>
+    <w:p>
+      <w:r>
+        <w:rPr>
+          <w:rFonts w:ascii="Courier New" w:hAnsi="Courier New"/>
+          <w:sz w:val="18"/>
+        </w:rPr>
+        <w:t>|  |                |  | 상품 설명 텍스트...           |     |</w:t>
+      </w:r>
+    </w:p>
+    <w:p>
+      <w:r>
+        <w:rPr>
+          <w:rFonts w:ascii="Courier New" w:hAnsi="Courier New"/>
+          <w:sz w:val="18"/>
+        </w:rPr>
+        <w:t>|  +----------------+  +-----------------------------+     |</w:t>
+      </w:r>
+    </w:p>
+    <w:p>
+      <w:r>
+        <w:rPr>
+          <w:rFonts w:ascii="Courier New" w:hAnsi="Courier New"/>
+          <w:sz w:val="18"/>
+        </w:rPr>
+        <w:t>|                                                          |</w:t>
+      </w:r>
+    </w:p>
+    <w:p>
+      <w:r>
+        <w:rPr>
+          <w:rFonts w:ascii="Courier New" w:hAnsi="Courier New"/>
+          <w:sz w:val="18"/>
+        </w:rPr>
+        <w:t>|  ─── 리뷰 (12개) ───────────────────────────────         |</w:t>
+      </w:r>
+    </w:p>
+    <w:p>
+      <w:r>
+        <w:rPr>
+          <w:rFonts w:ascii="Courier New" w:hAnsi="Courier New"/>
+          <w:sz w:val="18"/>
+        </w:rPr>
+        <w:t>|                                                          |</w:t>
+      </w:r>
+    </w:p>
+    <w:p>
+      <w:r>
+        <w:rPr>
+          <w:rFonts w:ascii="Courier New" w:hAnsi="Courier New"/>
+          <w:sz w:val="18"/>
+        </w:rPr>
+        <w:t>|  +------------------------------------------------------+|</w:t>
+      </w:r>
+    </w:p>
+    <w:p>
+      <w:r>
+        <w:rPr>
+          <w:rFonts w:ascii="Courier New" w:hAnsi="Courier New"/>
+          <w:sz w:val="18"/>
+        </w:rPr>
+        <w:t>|  | 김OO | ★★★★★ | 2026-04-20                          ||</w:t>
+      </w:r>
+    </w:p>
+    <w:p>
+      <w:r>
+        <w:rPr>
+          <w:rFonts w:ascii="Courier New" w:hAnsi="Courier New"/>
+          <w:sz w:val="18"/>
+        </w:rPr>
+        <w:t>|  | 배송 빠르고 품질 좋아요! 다음에도 구매할 예정입니다.    ||</w:t>
+      </w:r>
+    </w:p>
+    <w:p>
+      <w:r>
+        <w:rPr>
+          <w:rFonts w:ascii="Courier New" w:hAnsi="Courier New"/>
+          <w:sz w:val="18"/>
+        </w:rPr>
+        <w:t>|  |                                                      ||</w:t>
+      </w:r>
+    </w:p>
+    <w:p>
+      <w:r>
+        <w:rPr>
+          <w:rFonts w:ascii="Courier New" w:hAnsi="Courier New"/>
+          <w:sz w:val="18"/>
+        </w:rPr>
+        <w:t>|  |   💬 [브랜드명] 2026-04-21                           ||</w:t>
+      </w:r>
+    </w:p>
+    <w:p>
+      <w:r>
+        <w:rPr>
+          <w:rFonts w:ascii="Courier New" w:hAnsi="Courier New"/>
+          <w:sz w:val="18"/>
+        </w:rPr>
+        <w:t>|  |   감사합니다! 만족스러운 경험을 드려 기쁩니다.         ||</w:t>
+      </w:r>
+    </w:p>
+    <w:p>
+      <w:r>
+        <w:rPr>
+          <w:rFonts w:ascii="Courier New" w:hAnsi="Courier New"/>
+          <w:sz w:val="18"/>
+        </w:rPr>
+        <w:t>|  |   다음에도 좋은 상품으로 보답하겠습니다 :)            ||</w:t>
+      </w:r>
+    </w:p>
+    <w:p>
+      <w:r>
+        <w:rPr>
+          <w:rFonts w:ascii="Courier New" w:hAnsi="Courier New"/>
+          <w:sz w:val="18"/>
+        </w:rPr>
+        <w:t>|  +------------------------------------------------------+|</w:t>
+      </w:r>
+    </w:p>
+    <w:p>
+      <w:r>
+        <w:rPr>
+          <w:rFonts w:ascii="Courier New" w:hAnsi="Courier New"/>
+          <w:sz w:val="18"/>
+        </w:rPr>
+        <w:t>|                                                          |</w:t>
+      </w:r>
+    </w:p>
+    <w:p>
+      <w:r>
+        <w:rPr>
+          <w:rFonts w:ascii="Courier New" w:hAnsi="Courier New"/>
+          <w:sz w:val="18"/>
+        </w:rPr>
+        <w:t>|  +------------------------------------------------------+|</w:t>
+      </w:r>
+    </w:p>
+    <w:p>
+      <w:r>
+        <w:rPr>
+          <w:rFonts w:ascii="Courier New" w:hAnsi="Courier New"/>
+          <w:sz w:val="18"/>
+        </w:rPr>
+        <w:t>|  | 이OO | ★★☆☆☆ | 2026-04-19                          ||</w:t>
+      </w:r>
+    </w:p>
+    <w:p>
+      <w:r>
+        <w:rPr>
+          <w:rFonts w:ascii="Courier New" w:hAnsi="Courier New"/>
+          <w:sz w:val="18"/>
+        </w:rPr>
+        <w:t>|  | 사이즈가 생각보다 작아서 교환 요청했어요.              ||</w:t>
+      </w:r>
+    </w:p>
+    <w:p>
+      <w:r>
+        <w:rPr>
+          <w:rFonts w:ascii="Courier New" w:hAnsi="Courier New"/>
+          <w:sz w:val="18"/>
+        </w:rPr>
+        <w:t>|  |                                                      ||</w:t>
+      </w:r>
+    </w:p>
+    <w:p>
+      <w:r>
+        <w:rPr>
+          <w:rFonts w:ascii="Courier New" w:hAnsi="Courier New"/>
+          <w:sz w:val="18"/>
+        </w:rPr>
+        <w:t>|  |   (대댓글 없음)                                       ||</w:t>
+      </w:r>
+    </w:p>
+    <w:p>
+      <w:r>
+        <w:rPr>
+          <w:rFonts w:ascii="Courier New" w:hAnsi="Courier New"/>
+          <w:sz w:val="18"/>
+        </w:rPr>
+        <w:t>|  +------------------------------------------------------+|</w:t>
+      </w:r>
+    </w:p>
+    <w:p>
+      <w:r>
+        <w:rPr>
+          <w:rFonts w:ascii="Courier New" w:hAnsi="Courier New"/>
+          <w:sz w:val="18"/>
+        </w:rPr>
+        <w:t>|                                                          |</w:t>
+      </w:r>
+    </w:p>
+    <w:p>
+      <w:r>
+        <w:rPr>
+          <w:rFonts w:ascii="Courier New" w:hAnsi="Courier New"/>
+          <w:sz w:val="18"/>
+        </w:rPr>
+        <w:t>|                                              +--------+  |</w:t>
+      </w:r>
+    </w:p>
+    <w:p>
+      <w:r>
+        <w:rPr>
+          <w:rFonts w:ascii="Courier New" w:hAnsi="Courier New"/>
+          <w:sz w:val="18"/>
+        </w:rPr>
+        <w:t>|                                              |  💬    |  |</w:t>
+      </w:r>
+    </w:p>
+    <w:p>
+      <w:r>
+        <w:rPr>
+          <w:rFonts w:ascii="Courier New" w:hAnsi="Courier New"/>
+          <w:sz w:val="18"/>
+        </w:rPr>
+        <w:t>|                                              |  FAB   |  |</w:t>
+      </w:r>
+    </w:p>
+    <w:p>
+      <w:r>
+        <w:rPr>
+          <w:rFonts w:ascii="Courier New" w:hAnsi="Courier New"/>
+          <w:sz w:val="18"/>
+        </w:rPr>
+        <w:t>|                                              +--------+  |</w:t>
+      </w:r>
+    </w:p>
+    <w:p>
+      <w:r>
+        <w:rPr>
+          <w:rFonts w:ascii="Courier New" w:hAnsi="Courier New"/>
+          <w:sz w:val="18"/>
+        </w:rPr>
+        <w:t>+----------------------------------------------------------+</w:t>
+      </w:r>
+    </w:p>
+    <w:p>
+      <w:r>
+        <w:rPr>
+          <w:b/>
+        </w:rPr>
+        <w:t>컴포넌트:</w:t>
+      </w:r>
+    </w:p>
+    <w:p>
+      <w:pPr>
+        <w:pStyle w:val="ListBullet"/>
+      </w:pPr>
+      <w:r>
+        <w:t>`ReviewItem`: 작성자, 별점, 리뷰 본문, 작성일</w:t>
+      </w:r>
+    </w:p>
+    <w:p>
+      <w:pPr>
+        <w:pStyle w:val="ListBullet"/>
+      </w:pPr>
+      <w:r>
+        <w:t>`ReplyBubble`: 브랜드명, 대댓글 본문, 작성일 (들여쓰기 표시)</w:t>
+      </w:r>
+    </w:p>
+    <w:p>
+      <w:pPr>
+        <w:pStyle w:val="ListBullet"/>
+      </w:pPr>
+      <w:r>
+        <w:t>`FABButton`: 우하단 고정, 클릭 시 미니패널 오픈</w:t>
+      </w:r>
+    </w:p>
+    <w:p>
+      <w:pPr>
+        <w:pStyle w:val="Heading3"/>
+      </w:pPr>
+      <w:r>
         <w:t>2-3. FAB 미니패널 (오버레이)</w:t>
       </w:r>
     </w:p>
     <w:p>
-      <w:pPr/>
       <w:r>
         <w:rPr>
           <w:rFonts w:ascii="Courier New" w:hAnsi="Courier New"/>
           <w:sz w:val="18"/>
         </w:rPr>
         <w:t>쇼핑몰 페이지 위에 오버레이로 표시 (채널톡/카카오 상담 위젯 스타일)</w:t>
-        <w:br/>
-        <w:br/>
+      </w:r>
+    </w:p>
+    <w:p/>
+    <w:p>
+      <w:r>
+        <w:rPr>
+          <w:rFonts w:ascii="Courier New" w:hAnsi="Courier New"/>
+          <w:sz w:val="18"/>
+        </w:rPr>
         <w:t>+----------------------------------------------------------+</w:t>
-        <w:br/>
+      </w:r>
+    </w:p>
+    <w:p>
+      <w:r>
+        <w:rPr>
+          <w:rFonts w:ascii="Courier New" w:hAnsi="Courier New"/>
+          <w:sz w:val="18"/>
+        </w:rPr>
         <w:t>|  (쇼핑몰 페이지 내용 — 흐리게 또는 그대로)                   |</w:t>
-        <w:br/>
+      </w:r>
+    </w:p>
+    <w:p>
+      <w:r>
+        <w:rPr>
+          <w:rFonts w:ascii="Courier New" w:hAnsi="Courier New"/>
+          <w:sz w:val="18"/>
+        </w:rPr>
         <w:t>|                                                          |</w:t>
-        <w:br/>
+      </w:r>
+    </w:p>
+    <w:p>
+      <w:r>
+        <w:rPr>
+          <w:rFonts w:ascii="Courier New" w:hAnsi="Courier New"/>
+          <w:sz w:val="18"/>
+        </w:rPr>
         <w:t>|                          +------------------------------+|</w:t>
-        <w:br/>
+      </w:r>
+    </w:p>
+    <w:p>
+      <w:r>
+        <w:rPr>
+          <w:rFonts w:ascii="Courier New" w:hAnsi="Courier New"/>
+          <w:sz w:val="18"/>
+        </w:rPr>
         <w:t>|                          | 리뷰 대댓글 에이전트    [×]  ||</w:t>
-        <w:br/>
+      </w:r>
+    </w:p>
+    <w:p>
+      <w:r>
+        <w:rPr>
+          <w:rFonts w:ascii="Courier New" w:hAnsi="Courier New"/>
+          <w:sz w:val="18"/>
+        </w:rPr>
         <w:t>|                          |------------------------------|</w:t>
-        <w:br/>
+      </w:r>
+    </w:p>
+    <w:p>
+      <w:r>
+        <w:rPr>
+          <w:rFonts w:ascii="Courier New" w:hAnsi="Courier New"/>
+          <w:sz w:val="18"/>
+        </w:rPr>
         <w:t>|                          |                              ||</w:t>
-        <w:br/>
+      </w:r>
+    </w:p>
+    <w:p>
+      <w:r>
+        <w:rPr>
+          <w:rFonts w:ascii="Courier New" w:hAnsi="Courier New"/>
+          <w:sz w:val="18"/>
+        </w:rPr>
         <w:t>|                          | 대댓글 미작성 리뷰 (3건)      ||</w:t>
-        <w:br/>
+      </w:r>
+    </w:p>
+    <w:p>
+      <w:r>
+        <w:rPr>
+          <w:rFonts w:ascii="Courier New" w:hAnsi="Courier New"/>
+          <w:sz w:val="18"/>
+        </w:rPr>
         <w:t>|                          |                              ||</w:t>
-        <w:br/>
+      </w:r>
+    </w:p>
+    <w:p>
+      <w:r>
+        <w:rPr>
+          <w:rFonts w:ascii="Courier New" w:hAnsi="Courier New"/>
+          <w:sz w:val="18"/>
+        </w:rPr>
         <w:t>|                          | +----------------------------+|</w:t>
-        <w:br/>
+      </w:r>
+    </w:p>
+    <w:p>
+      <w:r>
+        <w:rPr>
+          <w:rFonts w:ascii="Courier New" w:hAnsi="Courier New"/>
+          <w:sz w:val="18"/>
+        </w:rPr>
         <w:t>|                          | | 이OO | ★★☆☆☆             ||</w:t>
-        <w:br/>
+      </w:r>
+    </w:p>
+    <w:p>
+      <w:r>
+        <w:rPr>
+          <w:rFonts w:ascii="Courier New" w:hAnsi="Courier New"/>
+          <w:sz w:val="18"/>
+        </w:rPr>
         <w:t>|                          | | 사이즈가 생각보다 작아서... ||</w:t>
-        <w:br/>
+      </w:r>
+    </w:p>
+    <w:p>
+      <w:r>
+        <w:rPr>
+          <w:rFonts w:ascii="Courier New" w:hAnsi="Courier New"/>
+          <w:sz w:val="18"/>
+        </w:rPr>
         <w:t>|                          | | [대댓글 생성]              ||</w:t>
-        <w:br/>
+      </w:r>
+    </w:p>
+    <w:p>
+      <w:r>
+        <w:rPr>
+          <w:rFonts w:ascii="Courier New" w:hAnsi="Courier New"/>
+          <w:sz w:val="18"/>
+        </w:rPr>
         <w:t>|                          | +----------------------------+|</w:t>
-        <w:br/>
+      </w:r>
+    </w:p>
+    <w:p>
+      <w:r>
+        <w:rPr>
+          <w:rFonts w:ascii="Courier New" w:hAnsi="Courier New"/>
+          <w:sz w:val="18"/>
+        </w:rPr>
         <w:t>|                          |                              ||</w:t>
-        <w:br/>
+      </w:r>
+    </w:p>
+    <w:p>
+      <w:r>
+        <w:rPr>
+          <w:rFonts w:ascii="Courier New" w:hAnsi="Courier New"/>
+          <w:sz w:val="18"/>
+        </w:rPr>
         <w:t>|                          | +----------------------------+|</w:t>
-        <w:br/>
+      </w:r>
+    </w:p>
+    <w:p>
+      <w:r>
+        <w:rPr>
+          <w:rFonts w:ascii="Courier New" w:hAnsi="Courier New"/>
+          <w:sz w:val="18"/>
+        </w:rPr>
         <w:t>|                          | | 박OO | ★★★☆☆             ||</w:t>
-        <w:br/>
+      </w:r>
+    </w:p>
+    <w:p>
+      <w:r>
+        <w:rPr>
+          <w:rFonts w:ascii="Courier New" w:hAnsi="Courier New"/>
+          <w:sz w:val="18"/>
+        </w:rPr>
         <w:t>|                          | | 색상이 사진과 달라요...    ||</w:t>
-        <w:br/>
+      </w:r>
+    </w:p>
+    <w:p>
+      <w:r>
+        <w:rPr>
+          <w:rFonts w:ascii="Courier New" w:hAnsi="Courier New"/>
+          <w:sz w:val="18"/>
+        </w:rPr>
         <w:t>|                          | | [대댓글 생성]              ||</w:t>
-        <w:br/>
+      </w:r>
+    </w:p>
+    <w:p>
+      <w:r>
+        <w:rPr>
+          <w:rFonts w:ascii="Courier New" w:hAnsi="Courier New"/>
+          <w:sz w:val="18"/>
+        </w:rPr>
         <w:t>|                          | +----------------------------+|</w:t>
-        <w:br/>
+      </w:r>
+    </w:p>
+    <w:p>
+      <w:r>
+        <w:rPr>
+          <w:rFonts w:ascii="Courier New" w:hAnsi="Courier New"/>
+          <w:sz w:val="18"/>
+        </w:rPr>
         <w:t>|                          |                              ||</w:t>
-        <w:br/>
+      </w:r>
+    </w:p>
+    <w:p>
+      <w:r>
+        <w:rPr>
+          <w:rFonts w:ascii="Courier New" w:hAnsi="Courier New"/>
+          <w:sz w:val="18"/>
+        </w:rPr>
         <w:t>|                          |------------------------------|</w:t>
-        <w:br/>
+      </w:r>
+    </w:p>
+    <w:p>
+      <w:r>
+        <w:rPr>
+          <w:rFonts w:ascii="Courier New" w:hAnsi="Courier New"/>
+          <w:sz w:val="18"/>
+        </w:rPr>
         <w:t>|                          | 📊 대시보드로 이동 →         ||</w:t>
-        <w:br/>
+      </w:r>
+    </w:p>
+    <w:p>
+      <w:r>
+        <w:rPr>
+          <w:rFonts w:ascii="Courier New" w:hAnsi="Courier New"/>
+          <w:sz w:val="18"/>
+        </w:rPr>
         <w:t>|                          +------------------------------+|</w:t>
-        <w:br/>
+      </w:r>
+    </w:p>
+    <w:p>
+      <w:r>
+        <w:rPr>
+          <w:rFonts w:ascii="Courier New" w:hAnsi="Courier New"/>
+          <w:sz w:val="18"/>
+        </w:rPr>
         <w:t>|                                              +--------+  |</w:t>
-        <w:br/>
+      </w:r>
+    </w:p>
+    <w:p>
+      <w:r>
+        <w:rPr>
+          <w:rFonts w:ascii="Courier New" w:hAnsi="Courier New"/>
+          <w:sz w:val="18"/>
+        </w:rPr>
         <w:t>|                                              |  💬    |  |</w:t>
-        <w:br/>
+      </w:r>
+    </w:p>
+    <w:p>
+      <w:r>
+        <w:rPr>
+          <w:rFonts w:ascii="Courier New" w:hAnsi="Courier New"/>
+          <w:sz w:val="18"/>
+        </w:rPr>
         <w:t>|                                              |  FAB   |  |</w:t>
-        <w:br/>
+      </w:r>
+    </w:p>
+    <w:p>
+      <w:r>
+        <w:rPr>
+          <w:rFonts w:ascii="Courier New" w:hAnsi="Courier New"/>
+          <w:sz w:val="18"/>
+        </w:rPr>
         <w:t>|                                              +--------+  |</w:t>
-        <w:br/>
+      </w:r>
+    </w:p>
+    <w:p>
+      <w:r>
+        <w:rPr>
+          <w:rFonts w:ascii="Courier New" w:hAnsi="Courier New"/>
+          <w:sz w:val="18"/>
+        </w:rPr>
         <w:t>+----------------------------------------------------------+</w:t>
       </w:r>
     </w:p>
     <w:p>
       <w:r>
-        <w:t>**FAB 미니패널 — 대댓글 생성 화면:**</w:t>
-      </w:r>
-    </w:p>
-    <w:p>
-      <w:pPr/>
+        <w:rPr>
+          <w:b/>
+        </w:rPr>
+        <w:t>FAB 미니패널 — 대댓글 생성 화면:</w:t>
+      </w:r>
+    </w:p>
+    <w:p>
       <w:r>
         <w:rPr>
           <w:rFonts w:ascii="Courier New" w:hAnsi="Courier New"/>
           <w:sz w:val="18"/>
         </w:rPr>
         <w:t xml:space="preserve">                          +------------------------------+</w:t>
-        <w:br/>
+      </w:r>
+    </w:p>
+    <w:p>
+      <w:r>
+        <w:rPr>
+          <w:rFonts w:ascii="Courier New" w:hAnsi="Courier New"/>
+          <w:sz w:val="18"/>
+        </w:rPr>
         <w:t xml:space="preserve">                          | ← 리뷰 목록     에이전트 [×] |</w:t>
-        <w:br/>
+      </w:r>
+    </w:p>
+    <w:p>
+      <w:r>
+        <w:rPr>
+          <w:rFonts w:ascii="Courier New" w:hAnsi="Courier New"/>
+          <w:sz w:val="18"/>
+        </w:rPr>
         <w:t xml:space="preserve">                          |------------------------------|</w:t>
-        <w:br/>
+      </w:r>
+    </w:p>
+    <w:p>
+      <w:r>
+        <w:rPr>
+          <w:rFonts w:ascii="Courier New" w:hAnsi="Courier New"/>
+          <w:sz w:val="18"/>
+        </w:rPr>
         <w:t xml:space="preserve">                          |                              |</w:t>
-        <w:br/>
+      </w:r>
+    </w:p>
+    <w:p>
+      <w:r>
+        <w:rPr>
+          <w:rFonts w:ascii="Courier New" w:hAnsi="Courier New"/>
+          <w:sz w:val="18"/>
+        </w:rPr>
         <w:t xml:space="preserve">                          | 리뷰 원문:                    |</w:t>
-        <w:br/>
+      </w:r>
+    </w:p>
+    <w:p>
+      <w:r>
+        <w:rPr>
+          <w:rFonts w:ascii="Courier New" w:hAnsi="Courier New"/>
+          <w:sz w:val="18"/>
+        </w:rPr>
         <w:t xml:space="preserve">                          | "사이즈가 생각보다 작아서     |</w:t>
-        <w:br/>
+      </w:r>
+    </w:p>
+    <w:p>
+      <w:r>
+        <w:rPr>
+          <w:rFonts w:ascii="Courier New" w:hAnsi="Courier New"/>
+          <w:sz w:val="18"/>
+        </w:rPr>
         <w:t xml:space="preserve">                          |  교환 요청했어요."            |</w:t>
-        <w:br/>
+      </w:r>
+    </w:p>
+    <w:p>
+      <w:r>
+        <w:rPr>
+          <w:rFonts w:ascii="Courier New" w:hAnsi="Courier New"/>
+          <w:sz w:val="18"/>
+        </w:rPr>
         <w:t xml:space="preserve">                          | 감성: [부정 ●]  신뢰도: 92%  |</w:t>
-        <w:br/>
+      </w:r>
+    </w:p>
+    <w:p>
+      <w:r>
+        <w:rPr>
+          <w:rFonts w:ascii="Courier New" w:hAnsi="Courier New"/>
+          <w:sz w:val="18"/>
+        </w:rPr>
         <w:t xml:space="preserve">                          |                              |</w:t>
-        <w:br/>
+      </w:r>
+    </w:p>
+    <w:p>
+      <w:r>
+        <w:rPr>
+          <w:rFonts w:ascii="Courier New" w:hAnsi="Courier New"/>
+          <w:sz w:val="18"/>
+        </w:rPr>
         <w:t xml:space="preserve">                          | ─── 대댓글 초안 ───          |</w:t>
-        <w:br/>
+      </w:r>
+    </w:p>
+    <w:p>
+      <w:r>
+        <w:rPr>
+          <w:rFonts w:ascii="Courier New" w:hAnsi="Courier New"/>
+          <w:sz w:val="18"/>
+        </w:rPr>
         <w:t xml:space="preserve">                          | +----------------------------+</w:t>
-        <w:br/>
+      </w:r>
+    </w:p>
+    <w:p>
+      <w:r>
+        <w:rPr>
+          <w:rFonts w:ascii="Courier New" w:hAnsi="Courier New"/>
+          <w:sz w:val="18"/>
+        </w:rPr>
         <w:t xml:space="preserve">                          | | 고객님, 사이즈가 맞지      |</w:t>
-        <w:br/>
+      </w:r>
+    </w:p>
+    <w:p>
+      <w:r>
+        <w:rPr>
+          <w:rFonts w:ascii="Courier New" w:hAnsi="Courier New"/>
+          <w:sz w:val="18"/>
+        </w:rPr>
         <w:t xml:space="preserve">                          | | 않아 불편을 드려 죄송합니다.|</w:t>
-        <w:br/>
+      </w:r>
+    </w:p>
+    <w:p>
+      <w:r>
+        <w:rPr>
+          <w:rFonts w:ascii="Courier New" w:hAnsi="Courier New"/>
+          <w:sz w:val="18"/>
+        </w:rPr>
         <w:t xml:space="preserve">                          | | 교환 절차 안내드리겠습니다. |</w:t>
-        <w:br/>
+      </w:r>
+    </w:p>
+    <w:p>
+      <w:r>
+        <w:rPr>
+          <w:rFonts w:ascii="Courier New" w:hAnsi="Courier New"/>
+          <w:sz w:val="18"/>
+        </w:rPr>
         <w:t xml:space="preserve">                          | | (편집 가능)                |</w:t>
-        <w:br/>
+      </w:r>
+    </w:p>
+    <w:p>
+      <w:r>
+        <w:rPr>
+          <w:rFonts w:ascii="Courier New" w:hAnsi="Courier New"/>
+          <w:sz w:val="18"/>
+        </w:rPr>
         <w:t xml:space="preserve">                          | +----------------------------+</w:t>
-        <w:br/>
+      </w:r>
+    </w:p>
+    <w:p>
+      <w:r>
+        <w:rPr>
+          <w:rFonts w:ascii="Courier New" w:hAnsi="Courier New"/>
+          <w:sz w:val="18"/>
+        </w:rPr>
         <w:t xml:space="preserve">                          |                              |</w:t>
-        <w:br/>
+      </w:r>
+    </w:p>
+    <w:p>
+      <w:r>
+        <w:rPr>
+          <w:rFonts w:ascii="Courier New" w:hAnsi="Courier New"/>
+          <w:sz w:val="18"/>
+        </w:rPr>
         <w:t xml:space="preserve">                          | [재생성] [수정] [확정] [게시] |</w:t>
-        <w:br/>
+      </w:r>
+    </w:p>
+    <w:p>
+      <w:r>
+        <w:rPr>
+          <w:rFonts w:ascii="Courier New" w:hAnsi="Courier New"/>
+          <w:sz w:val="18"/>
+        </w:rPr>
         <w:t xml:space="preserve">                          |                              |</w:t>
-        <w:br/>
+      </w:r>
+    </w:p>
+    <w:p>
+      <w:r>
+        <w:rPr>
+          <w:rFonts w:ascii="Courier New" w:hAnsi="Courier New"/>
+          <w:sz w:val="18"/>
+        </w:rPr>
         <w:t xml:space="preserve">                          |------------------------------|</w:t>
-        <w:br/>
+      </w:r>
+    </w:p>
+    <w:p>
+      <w:r>
+        <w:rPr>
+          <w:rFonts w:ascii="Courier New" w:hAnsi="Courier New"/>
+          <w:sz w:val="18"/>
+        </w:rPr>
         <w:t xml:space="preserve">                          | 📊 대시보드로 이동 →         |</w:t>
-        <w:br/>
+      </w:r>
+    </w:p>
+    <w:p>
+      <w:r>
+        <w:rPr>
+          <w:rFonts w:ascii="Courier New" w:hAnsi="Courier New"/>
+          <w:sz w:val="18"/>
+        </w:rPr>
         <w:t xml:space="preserve">                          +------------------------------+</w:t>
       </w:r>
     </w:p>
     <w:p>
       <w:r>
-        <w:t>**컴포넌트:**</w:t>
+        <w:rPr>
+          <w:b/>
+        </w:rPr>
+        <w:t>컴포넌트:</w:t>
       </w:r>
     </w:p>
     <w:p>
@@ -464,7 +1360,7 @@
     </w:p>
     <w:p>
       <w:r>
-        <w:t>──────────────────────────────────────────────────</w:t>
+        <w:t>---</w:t>
       </w:r>
     </w:p>
     <w:p>
@@ -484,344 +1380,344 @@
       </w:r>
     </w:p>
     <w:p>
-      <w:pPr/>
       <w:r>
         <w:rPr>
           <w:rFonts w:ascii="Courier New" w:hAnsi="Courier New"/>
           <w:sz w:val="18"/>
         </w:rPr>
         <w:t>+----------------------------------------------------------+</w:t>
-        <w:br/>
+      </w:r>
+    </w:p>
+    <w:p>
+      <w:r>
+        <w:rPr>
+          <w:rFonts w:ascii="Courier New" w:hAnsi="Courier New"/>
+          <w:sz w:val="18"/>
+        </w:rPr>
         <w:t>|  [로고] 에이전트 대시보드                                   |</w:t>
-        <w:br/>
+      </w:r>
+    </w:p>
+    <w:p>
+      <w:r>
+        <w:rPr>
+          <w:rFonts w:ascii="Courier New" w:hAnsi="Courier New"/>
+          <w:sz w:val="18"/>
+        </w:rPr>
         <w:t>|  [톤 설정]  [리뷰 관리]  [히스토리]                         |</w:t>
-        <w:br/>
-        <w:t>+----------------------------------------------------------+</w:t>
-        <w:br/>
-        <w:t>|                                                          |</w:t>
-        <w:br/>
-        <w:t>|  브랜드 톤 가이드 설정                                     |</w:t>
-        <w:br/>
-        <w:t>|  ─────────────────────────────────────                    |</w:t>
-        <w:br/>
-        <w:t>|                                                          |</w:t>
-        <w:br/>
-        <w:t>|  브랜드명 *                                               |</w:t>
-        <w:br/>
-        <w:t>|  +----------------------------------------------------+  |</w:t>
-        <w:br/>
-        <w:t>|  | 예: 더잠(THE JAM)                                   |  |</w:t>
-        <w:br/>
-        <w:t>|  +----------------------------------------------------+  |</w:t>
-        <w:br/>
-        <w:t>|                                                          |</w:t>
-        <w:br/>
-        <w:t>|  톤앤매너 키워드 * (1개 이상 선택 또는 입력)               |</w:t>
-        <w:br/>
-        <w:t>|  [친근한 ×] [감사하는 ×] [전문적인] [유머러스한]           |</w:t>
-        <w:br/>
-        <w:t>|  [+ 직접 입력]                                            |</w:t>
-        <w:br/>
-        <w:t>|                                                          |</w:t>
-        <w:br/>
-        <w:t>|  기존 대댓글 샘플 (선택, 3~5개)                            |</w:t>
-        <w:br/>
-        <w:t>|  +----------------------------------------------------+  |</w:t>
-        <w:br/>
-        <w:t>|  | 샘플 1: "고객님, 소중한 후기 감사합니다! ..."        |  |</w:t>
-        <w:br/>
-        <w:t>|  | [+ 샘플 추가]                                       |  |</w:t>
-        <w:br/>
-        <w:t>|  +----------------------------------------------------+  |</w:t>
-        <w:br/>
-        <w:t>|                                                          |</w:t>
-        <w:br/>
-        <w:t>|  [톤 프로필 생성]                                          |</w:t>
-        <w:br/>
-        <w:t>|                                                          |</w:t>
-        <w:br/>
-        <w:t>|  ─── 미리보기 ────────────────────────────               |</w:t>
-        <w:br/>
-        <w:t>|  테스트 리뷰 → 샘플 대댓글                                |</w:t>
-        <w:br/>
-        <w:t>|  +----------------------------------------------------+  |</w:t>
-        <w:br/>
-        <w:t>|  | 리뷰: "배송이 빨라서 좋았어요"                       |  |</w:t>
-        <w:br/>
-        <w:t>|  | 대댓글: "안녕하세요, 고객님! 빠른 배송에 만족하셨다니..|  |</w:t>
-        <w:br/>
-        <w:t>|  +----------------------------------------------------+  |</w:t>
-        <w:br/>
-        <w:t>|  | 리뷰: "색상이 사진과 달라요"                         |  |</w:t>
-        <w:br/>
-        <w:t>|  | 대댓글: "고객님, 불편을 드려 진심으로 죄송합니다..."   |  |</w:t>
-        <w:br/>
-        <w:t>|  +----------------------------------------------------+  |</w:t>
-        <w:br/>
-        <w:t>|                                                          |</w:t>
-        <w:br/>
-        <w:t>|  [저장]                                                   |</w:t>
-        <w:br/>
-        <w:t>+----------------------------------------------------------+</w:t>
-      </w:r>
-    </w:p>
-    <w:p>
-      <w:r>
-        <w:t>**컴포넌트:**</w:t>
-      </w:r>
-    </w:p>
-    <w:p>
-      <w:pPr>
-        <w:pStyle w:val="ListBullet"/>
-      </w:pPr>
-      <w:r>
-        <w:t>`ToneProfileForm`: 브랜드명 입력, 키워드 선택/입력, 샘플 입력</w:t>
-      </w:r>
-    </w:p>
-    <w:p>
-      <w:pPr>
-        <w:pStyle w:val="ListBullet"/>
-      </w:pPr>
-      <w:r>
-        <w:t>`KeywordChip`: 키워드 칩 (선택 토글, 직접 입력, 삭제)</w:t>
-      </w:r>
-    </w:p>
-    <w:p>
-      <w:pPr>
-        <w:pStyle w:val="ListBullet"/>
-      </w:pPr>
-      <w:r>
-        <w:t>`TonePreview`: 테스트 리뷰-대댓글 미리보기 카드</w:t>
-      </w:r>
-    </w:p>
-    <w:p>
-      <w:pPr>
-        <w:pStyle w:val="Heading3"/>
-      </w:pPr>
-      <w:r>
-        <w:t>3-2. 리뷰 목록 + 대댓글 생성 (/dashboard/reviews)</w:t>
-      </w:r>
-    </w:p>
-    <w:p>
-      <w:pPr/>
+      </w:r>
+    </w:p>
+    <w:p>
       <w:r>
         <w:rPr>
           <w:rFonts w:ascii="Courier New" w:hAnsi="Courier New"/>
           <w:sz w:val="18"/>
         </w:rPr>
         <w:t>+----------------------------------------------------------+</w:t>
-        <w:br/>
-        <w:t>|  [로고] 에이전트 대시보드                                   |</w:t>
-        <w:br/>
-        <w:t>|  [톤 설정]  [리뷰 관리]  [히스토리]                         |</w:t>
-        <w:br/>
-        <w:t>+----------------------------------------------------------+</w:t>
-        <w:br/>
+      </w:r>
+    </w:p>
+    <w:p>
+      <w:r>
+        <w:rPr>
+          <w:rFonts w:ascii="Courier New" w:hAnsi="Courier New"/>
+          <w:sz w:val="18"/>
+        </w:rPr>
         <w:t>|                                                          |</w:t>
-        <w:br/>
-        <w:t>|  리뷰 대댓글 생성                                          |</w:t>
-        <w:br/>
+      </w:r>
+    </w:p>
+    <w:p>
+      <w:r>
+        <w:rPr>
+          <w:rFonts w:ascii="Courier New" w:hAnsi="Courier New"/>
+          <w:sz w:val="18"/>
+        </w:rPr>
+        <w:t>|  브랜드 톤 가이드 설정                                     |</w:t>
+      </w:r>
+    </w:p>
+    <w:p>
+      <w:r>
+        <w:rPr>
+          <w:rFonts w:ascii="Courier New" w:hAnsi="Courier New"/>
+          <w:sz w:val="18"/>
+        </w:rPr>
         <w:t>|  ─────────────────────────────────────                    |</w:t>
-        <w:br/>
+      </w:r>
+    </w:p>
+    <w:p>
+      <w:r>
+        <w:rPr>
+          <w:rFonts w:ascii="Courier New" w:hAnsi="Courier New"/>
+          <w:sz w:val="18"/>
+        </w:rPr>
         <w:t>|                                                          |</w:t>
-        <w:br/>
-        <w:t>|  [단건 입력] | [일괄 입력]                   ← 탭 전환     |</w:t>
-        <w:br/>
+      </w:r>
+    </w:p>
+    <w:p>
+      <w:r>
+        <w:rPr>
+          <w:rFonts w:ascii="Courier New" w:hAnsi="Courier New"/>
+          <w:sz w:val="18"/>
+        </w:rPr>
+        <w:t>|  브랜드명 *                                               |</w:t>
+      </w:r>
+    </w:p>
+    <w:p>
+      <w:r>
+        <w:rPr>
+          <w:rFonts w:ascii="Courier New" w:hAnsi="Courier New"/>
+          <w:sz w:val="18"/>
+        </w:rPr>
+        <w:t>|  +----------------------------------------------------+  |</w:t>
+      </w:r>
+    </w:p>
+    <w:p>
+      <w:r>
+        <w:rPr>
+          <w:rFonts w:ascii="Courier New" w:hAnsi="Courier New"/>
+          <w:sz w:val="18"/>
+        </w:rPr>
+        <w:t>|  | 예: 더잠(THE JAM)                                   |  |</w:t>
+      </w:r>
+    </w:p>
+    <w:p>
+      <w:r>
+        <w:rPr>
+          <w:rFonts w:ascii="Courier New" w:hAnsi="Courier New"/>
+          <w:sz w:val="18"/>
+        </w:rPr>
+        <w:t>|  +----------------------------------------------------+  |</w:t>
+      </w:r>
+    </w:p>
+    <w:p>
+      <w:r>
+        <w:rPr>
+          <w:rFonts w:ascii="Courier New" w:hAnsi="Courier New"/>
+          <w:sz w:val="18"/>
+        </w:rPr>
         <w:t>|                                                          |</w:t>
-        <w:br/>
-        <w:t>|  리뷰 텍스트 *                                             |</w:t>
-        <w:br/>
+      </w:r>
+    </w:p>
+    <w:p>
+      <w:r>
+        <w:rPr>
+          <w:rFonts w:ascii="Courier New" w:hAnsi="Courier New"/>
+          <w:sz w:val="18"/>
+        </w:rPr>
+        <w:t>|  톤앤매너 키워드 * (1개 이상 선택 또는 입력)               |</w:t>
+      </w:r>
+    </w:p>
+    <w:p>
+      <w:r>
+        <w:rPr>
+          <w:rFonts w:ascii="Courier New" w:hAnsi="Courier New"/>
+          <w:sz w:val="18"/>
+        </w:rPr>
+        <w:t>|  [친근한 ×] [감사하는 ×] [전문적인] [유머러스한]           |</w:t>
+      </w:r>
+    </w:p>
+    <w:p>
+      <w:r>
+        <w:rPr>
+          <w:rFonts w:ascii="Courier New" w:hAnsi="Courier New"/>
+          <w:sz w:val="18"/>
+        </w:rPr>
+        <w:t>|  [+ 직접 입력]                                            |</w:t>
+      </w:r>
+    </w:p>
+    <w:p>
+      <w:r>
+        <w:rPr>
+          <w:rFonts w:ascii="Courier New" w:hAnsi="Courier New"/>
+          <w:sz w:val="18"/>
+        </w:rPr>
+        <w:t>|                                                          |</w:t>
+      </w:r>
+    </w:p>
+    <w:p>
+      <w:r>
+        <w:rPr>
+          <w:rFonts w:ascii="Courier New" w:hAnsi="Courier New"/>
+          <w:sz w:val="18"/>
+        </w:rPr>
+        <w:t>|  기존 대댓글 샘플 (선택, 3~5개)                            |</w:t>
+      </w:r>
+    </w:p>
+    <w:p>
+      <w:r>
+        <w:rPr>
+          <w:rFonts w:ascii="Courier New" w:hAnsi="Courier New"/>
+          <w:sz w:val="18"/>
+        </w:rPr>
         <w:t>|  +----------------------------------------------------+  |</w:t>
-        <w:br/>
-        <w:t>|  | 고객 리뷰를 붙여넣으세요...                          |  |</w:t>
-        <w:br/>
+      </w:r>
+    </w:p>
+    <w:p>
+      <w:r>
+        <w:rPr>
+          <w:rFonts w:ascii="Courier New" w:hAnsi="Courier New"/>
+          <w:sz w:val="18"/>
+        </w:rPr>
+        <w:t>|  | 샘플 1: "고객님, 소중한 후기 감사합니다! ..."        |  |</w:t>
+      </w:r>
+    </w:p>
+    <w:p>
+      <w:r>
+        <w:rPr>
+          <w:rFonts w:ascii="Courier New" w:hAnsi="Courier New"/>
+          <w:sz w:val="18"/>
+        </w:rPr>
+        <w:t>|  | [+ 샘플 추가]                                       |  |</w:t>
+      </w:r>
+    </w:p>
+    <w:p>
+      <w:r>
+        <w:rPr>
+          <w:rFonts w:ascii="Courier New" w:hAnsi="Courier New"/>
+          <w:sz w:val="18"/>
+        </w:rPr>
         <w:t>|  +----------------------------------------------------+  |</w:t>
-        <w:br/>
-        <w:t>|  별점 (선택): [★ 드롭다운]   상품명 (선택): [입력 필드]   |</w:t>
-        <w:br/>
+      </w:r>
+    </w:p>
+    <w:p>
+      <w:r>
+        <w:rPr>
+          <w:rFonts w:ascii="Courier New" w:hAnsi="Courier New"/>
+          <w:sz w:val="18"/>
+        </w:rPr>
         <w:t>|                                                          |</w:t>
-        <w:br/>
-        <w:t>|  [대댓글 생성]                                             |</w:t>
-        <w:br/>
+      </w:r>
+    </w:p>
+    <w:p>
+      <w:r>
+        <w:rPr>
+          <w:rFonts w:ascii="Courier New" w:hAnsi="Courier New"/>
+          <w:sz w:val="18"/>
+        </w:rPr>
+        <w:t>|  [톤 프로필 생성]                                          |</w:t>
+      </w:r>
+    </w:p>
+    <w:p>
+      <w:r>
+        <w:rPr>
+          <w:rFonts w:ascii="Courier New" w:hAnsi="Courier New"/>
+          <w:sz w:val="18"/>
+        </w:rPr>
         <w:t>|                                                          |</w:t>
-        <w:br/>
-        <w:t>|  ─── 생성 결과 ──────────────────────────────            |</w:t>
-        <w:br/>
+      </w:r>
+    </w:p>
+    <w:p>
+      <w:r>
+        <w:rPr>
+          <w:rFonts w:ascii="Courier New" w:hAnsi="Courier New"/>
+          <w:sz w:val="18"/>
+        </w:rPr>
+        <w:t>|  ─── 미리보기 ────────────────────────────               |</w:t>
+      </w:r>
+    </w:p>
+    <w:p>
+      <w:r>
+        <w:rPr>
+          <w:rFonts w:ascii="Courier New" w:hAnsi="Courier New"/>
+          <w:sz w:val="18"/>
+        </w:rPr>
+        <w:t>|  테스트 리뷰 → 샘플 대댓글                                |</w:t>
+      </w:r>
+    </w:p>
+    <w:p>
+      <w:r>
+        <w:rPr>
+          <w:rFonts w:ascii="Courier New" w:hAnsi="Courier New"/>
+          <w:sz w:val="18"/>
+        </w:rPr>
+        <w:t>|  +----------------------------------------------------+  |</w:t>
+      </w:r>
+    </w:p>
+    <w:p>
+      <w:r>
+        <w:rPr>
+          <w:rFonts w:ascii="Courier New" w:hAnsi="Courier New"/>
+          <w:sz w:val="18"/>
+        </w:rPr>
+        <w:t>|  | 리뷰: "배송이 빨라서 좋았어요"                       |  |</w:t>
+      </w:r>
+    </w:p>
+    <w:p>
+      <w:r>
+        <w:rPr>
+          <w:rFonts w:ascii="Courier New" w:hAnsi="Courier New"/>
+          <w:sz w:val="18"/>
+        </w:rPr>
+        <w:t>|  | 대댓글: "안녕하세요, 고객님! 빠른 배송에 만족하셨다니..|  |</w:t>
+      </w:r>
+    </w:p>
+    <w:p>
+      <w:r>
+        <w:rPr>
+          <w:rFonts w:ascii="Courier New" w:hAnsi="Courier New"/>
+          <w:sz w:val="18"/>
+        </w:rPr>
+        <w:t>|  +----------------------------------------------------+  |</w:t>
+      </w:r>
+    </w:p>
+    <w:p>
+      <w:r>
+        <w:rPr>
+          <w:rFonts w:ascii="Courier New" w:hAnsi="Courier New"/>
+          <w:sz w:val="18"/>
+        </w:rPr>
+        <w:t>|  | 리뷰: "색상이 사진과 달라요"                         |  |</w:t>
+      </w:r>
+    </w:p>
+    <w:p>
+      <w:r>
+        <w:rPr>
+          <w:rFonts w:ascii="Courier New" w:hAnsi="Courier New"/>
+          <w:sz w:val="18"/>
+        </w:rPr>
+        <w:t>|  | 대댓글: "고객님, 불편을 드려 진심으로 죄송합니다..."   |  |</w:t>
+      </w:r>
+    </w:p>
+    <w:p>
+      <w:r>
+        <w:rPr>
+          <w:rFonts w:ascii="Courier New" w:hAnsi="Courier New"/>
+          <w:sz w:val="18"/>
+        </w:rPr>
+        <w:t>|  +----------------------------------------------------+  |</w:t>
+      </w:r>
+    </w:p>
+    <w:p>
+      <w:r>
+        <w:rPr>
+          <w:rFonts w:ascii="Courier New" w:hAnsi="Courier New"/>
+          <w:sz w:val="18"/>
+        </w:rPr>
         <w:t>|                                                          |</w:t>
-        <w:br/>
-        <w:t>|  +----------------------------------------------------+  |</w:t>
-        <w:br/>
-        <w:t>|  | 리뷰: "배송 빠르고 품질 좋아요!"                     |  |</w:t>
-        <w:br/>
-        <w:t>|  | 감성: [긍정 ●]  신뢰도: 95%                          |  |</w:t>
-        <w:br/>
-        <w:t>|  |                                                      |  |</w:t>
-        <w:br/>
-        <w:t>|  | 대댓글 초안:                                          |  |</w:t>
-        <w:br/>
-        <w:t>|  | +------------------------------------------------+  |  |</w:t>
-        <w:br/>
-        <w:t>|  | | 고객님, 소중한 후기 감사합니다! 빠른 배송과 품질에  |  |  |</w:t>
-        <w:br/>
-        <w:t>|  | | 만족하셨다니 저희도 기쁩니다. (편집 가능)           |  |  |</w:t>
-        <w:br/>
-        <w:t>|  | +------------------------------------------------+  |  |</w:t>
-        <w:br/>
-        <w:t>|  | 상태: [Draft ●]                                      |  |</w:t>
-        <w:br/>
-        <w:t>|  | [수정] [재생성] [확정] [게시]                         |  |</w:t>
-        <w:br/>
-        <w:t>|  +----------------------------------------------------+  |</w:t>
-        <w:br/>
-        <w:t>|                                                          |</w:t>
-        <w:br/>
-        <w:t>|  +----------------------------------------------------+  |</w:t>
-        <w:br/>
-        <w:t>|  | 리뷰: "사이즈가 작아요. 교환 가능한가요?"             |  |</w:t>
-        <w:br/>
-        <w:t>|  | 감성: [문의 ●]  신뢰도: 88%                          |  |</w:t>
-        <w:br/>
-        <w:t>|  | ...                                                  |  |</w:t>
-        <w:br/>
-        <w:t>|  +----------------------------------------------------+  |</w:t>
-        <w:br/>
-        <w:t>|                                                          |</w:t>
-        <w:br/>
-        <w:t>|  [전체 확정] [전체 게시]                                   |</w:t>
-        <w:br/>
-        <w:t>+----------------------------------------------------------+</w:t>
-      </w:r>
-    </w:p>
-    <w:p>
-      <w:r>
-        <w:t>**컴포넌트:**</w:t>
-      </w:r>
-    </w:p>
-    <w:p>
-      <w:pPr>
-        <w:pStyle w:val="ListBullet"/>
-      </w:pPr>
-      <w:r>
-        <w:t>`ReviewInput`: 단건/일괄 탭 전환, 리뷰 텍스트 입력, 별점/상품명 입력</w:t>
-      </w:r>
-    </w:p>
-    <w:p>
-      <w:pPr>
-        <w:pStyle w:val="ListBullet"/>
-      </w:pPr>
-      <w:r>
-        <w:t>`ReviewReplyPair`: 리뷰 원문 + 감성 라벨 + 대댓글 초안 (인라인 편집)</w:t>
-      </w:r>
-    </w:p>
-    <w:p>
-      <w:pPr>
-        <w:pStyle w:val="ListBullet"/>
-      </w:pPr>
-      <w:r>
-        <w:t>`SentimentBadge`: 감성 라벨 칩 (색상 구분: 긍정=초록, 부정=빨강, 문의=파랑, 기타=회색)</w:t>
-      </w:r>
-    </w:p>
-    <w:p>
-      <w:pPr>
-        <w:pStyle w:val="ListBullet"/>
-      </w:pPr>
-      <w:r>
-        <w:t>`StatusBadge`: 상태 배지 (Draft=회색, Confirmed=노랑, Published=초록)</w:t>
-      </w:r>
-    </w:p>
-    <w:p>
-      <w:pPr>
-        <w:pStyle w:val="ListBullet"/>
-      </w:pPr>
-      <w:r>
-        <w:t>`ActionButtons`: 수정 / 재생성 / 확정 / 게시 버튼 그룹</w:t>
-      </w:r>
-    </w:p>
-    <w:p>
-      <w:pPr>
-        <w:pStyle w:val="Heading3"/>
-      </w:pPr>
-      <w:r>
-        <w:t>3-3. 히스토리 (/dashboard/history)</w:t>
-      </w:r>
-    </w:p>
-    <w:p>
-      <w:pPr/>
+      </w:r>
+    </w:p>
+    <w:p>
+      <w:r>
+        <w:rPr>
+          <w:rFonts w:ascii="Courier New" w:hAnsi="Courier New"/>
+          <w:sz w:val="18"/>
+        </w:rPr>
+        <w:t>|  [저장]                                                   |</w:t>
+      </w:r>
+    </w:p>
+    <w:p>
       <w:r>
         <w:rPr>
           <w:rFonts w:ascii="Courier New" w:hAnsi="Courier New"/>
           <w:sz w:val="18"/>
         </w:rPr>
         <w:t>+----------------------------------------------------------+</w:t>
-        <w:br/>
-        <w:t>|  [로고] 에이전트 대시보드                                   |</w:t>
-        <w:br/>
-        <w:t>|  [톤 설정]  [리뷰 관리]  [히스토리]                         |</w:t>
-        <w:br/>
-        <w:t>+----------------------------------------------------------+</w:t>
-        <w:br/>
-        <w:t>|                                                          |</w:t>
-        <w:br/>
-        <w:t>|  대댓글 히스토리                                           |</w:t>
-        <w:br/>
-        <w:t>|  ─────────────────────────────────────                    |</w:t>
-        <w:br/>
-        <w:t>|                                                          |</w:t>
-        <w:br/>
-        <w:t>|  필터: [전체 ▼] [날짜 선택]                                |</w:t>
-        <w:br/>
-        <w:t>|                                                          |</w:t>
-        <w:br/>
-        <w:t>|  +----------------------------------------------------+  |</w:t>
-        <w:br/>
-        <w:t>|  | 2026-04-22 | "배송 빠르고..." → "감사합니다!..."     |  |</w:t>
-        <w:br/>
-        <w:t>|  | 상태: [Published ●]                                  |  |</w:t>
-        <w:br/>
-        <w:t>|  +----------------------------------------------------+  |</w:t>
-        <w:br/>
-        <w:t>|  | 2026-04-21 | "사이즈가 작아..." → "고객님, 불편을..." |  |</w:t>
-        <w:br/>
-        <w:t>|  | 상태: [Confirmed ●]                                  |  |</w:t>
-        <w:br/>
-        <w:t>|  +----------------------------------------------------+  |</w:t>
-        <w:br/>
-        <w:t>|  | 2026-04-21 | "색상이 사진과..." → "죄송합니다..."     |  |</w:t>
-        <w:br/>
-        <w:t>|  | 상태: [Draft ●]                                      |  |</w:t>
-        <w:br/>
-        <w:t>|  +----------------------------------------------------+  |</w:t>
-        <w:br/>
-        <w:t>|                                                          |</w:t>
-        <w:br/>
-        <w:t>|  클릭 시 상세:                                             |</w:t>
-        <w:br/>
-        <w:t>|  +----------------------------------------------------+  |</w:t>
-        <w:br/>
-        <w:t>|  | 리뷰 원문: "배송 빠르고 품질 좋아요!"                 |  |</w:t>
-        <w:br/>
-        <w:t>|  | 감성: 긍정                                            |  |</w:t>
-        <w:br/>
-        <w:t>|  | 최종 대댓글: "고객님, 소중한 후기 감사합니다!..."      |  |</w:t>
-        <w:br/>
-        <w:t>|  | 수정 이력:                                            |  |</w:t>
-        <w:br/>
-        <w:t>|  |   - 04/22 10:30 생성 (draft)                         |  |</w:t>
-        <w:br/>
-        <w:t>|  |   - 04/22 10:35 수정                                 |  |</w:t>
-        <w:br/>
-        <w:t>|  |   - 04/22 10:36 확정                                 |  |</w:t>
-        <w:br/>
-        <w:t>|  |   - 04/22 10:40 게시 완료                             |  |</w:t>
-        <w:br/>
-        <w:t>|  +----------------------------------------------------+  |</w:t>
-        <w:br/>
-        <w:t>+----------------------------------------------------------+</w:t>
-      </w:r>
-    </w:p>
-    <w:p>
-      <w:r>
-        <w:t>**컴포넌트:**</w:t>
+      </w:r>
+    </w:p>
+    <w:p>
+      <w:r>
+        <w:rPr>
+          <w:b/>
+        </w:rPr>
+        <w:t>컴포넌트:</w:t>
       </w:r>
     </w:p>
     <w:p>
@@ -829,7 +1725,7 @@
         <w:pStyle w:val="ListBullet"/>
       </w:pPr>
       <w:r>
-        <w:t>`HistoryItem`: 날짜, 리뷰 요약, 대댓글 요약, 상태 배지</w:t>
+        <w:t>`ToneProfileForm`: 브랜드명 입력, 키워드 선택/입력, 샘플 입력</w:t>
       </w:r>
     </w:p>
     <w:p>
@@ -837,12 +1733,774 @@
         <w:pStyle w:val="ListBullet"/>
       </w:pPr>
       <w:r>
+        <w:t>`KeywordChip`: 키워드 칩 (선택 토글, 직접 입력, 삭제)</w:t>
+      </w:r>
+    </w:p>
+    <w:p>
+      <w:pPr>
+        <w:pStyle w:val="ListBullet"/>
+      </w:pPr>
+      <w:r>
+        <w:t>`TonePreview`: 테스트 리뷰-대댓글 미리보기 카드</w:t>
+      </w:r>
+    </w:p>
+    <w:p>
+      <w:pPr>
+        <w:pStyle w:val="Heading3"/>
+      </w:pPr>
+      <w:r>
+        <w:t>3-2. 리뷰 목록 + 대댓글 생성 (/dashboard/reviews)</w:t>
+      </w:r>
+    </w:p>
+    <w:p>
+      <w:r>
+        <w:rPr>
+          <w:rFonts w:ascii="Courier New" w:hAnsi="Courier New"/>
+          <w:sz w:val="18"/>
+        </w:rPr>
+        <w:t>+----------------------------------------------------------+</w:t>
+      </w:r>
+    </w:p>
+    <w:p>
+      <w:r>
+        <w:rPr>
+          <w:rFonts w:ascii="Courier New" w:hAnsi="Courier New"/>
+          <w:sz w:val="18"/>
+        </w:rPr>
+        <w:t>|  [로고] 에이전트 대시보드                                   |</w:t>
+      </w:r>
+    </w:p>
+    <w:p>
+      <w:r>
+        <w:rPr>
+          <w:rFonts w:ascii="Courier New" w:hAnsi="Courier New"/>
+          <w:sz w:val="18"/>
+        </w:rPr>
+        <w:t>|  [톤 설정]  [리뷰 관리]  [히스토리]                         |</w:t>
+      </w:r>
+    </w:p>
+    <w:p>
+      <w:r>
+        <w:rPr>
+          <w:rFonts w:ascii="Courier New" w:hAnsi="Courier New"/>
+          <w:sz w:val="18"/>
+        </w:rPr>
+        <w:t>+----------------------------------------------------------+</w:t>
+      </w:r>
+    </w:p>
+    <w:p>
+      <w:r>
+        <w:rPr>
+          <w:rFonts w:ascii="Courier New" w:hAnsi="Courier New"/>
+          <w:sz w:val="18"/>
+        </w:rPr>
+        <w:t>|                                                          |</w:t>
+      </w:r>
+    </w:p>
+    <w:p>
+      <w:r>
+        <w:rPr>
+          <w:rFonts w:ascii="Courier New" w:hAnsi="Courier New"/>
+          <w:sz w:val="18"/>
+        </w:rPr>
+        <w:t>|  리뷰 대댓글 생성                                          |</w:t>
+      </w:r>
+    </w:p>
+    <w:p>
+      <w:r>
+        <w:rPr>
+          <w:rFonts w:ascii="Courier New" w:hAnsi="Courier New"/>
+          <w:sz w:val="18"/>
+        </w:rPr>
+        <w:t>|  ─────────────────────────────────────                    |</w:t>
+      </w:r>
+    </w:p>
+    <w:p>
+      <w:r>
+        <w:rPr>
+          <w:rFonts w:ascii="Courier New" w:hAnsi="Courier New"/>
+          <w:sz w:val="18"/>
+        </w:rPr>
+        <w:t>|                                                          |</w:t>
+      </w:r>
+    </w:p>
+    <w:p>
+      <w:r>
+        <w:rPr>
+          <w:rFonts w:ascii="Courier New" w:hAnsi="Courier New"/>
+          <w:sz w:val="18"/>
+        </w:rPr>
+        <w:t>|  [단건 입력] | [일괄 입력]                   ← 탭 전환     |</w:t>
+      </w:r>
+    </w:p>
+    <w:p>
+      <w:r>
+        <w:rPr>
+          <w:rFonts w:ascii="Courier New" w:hAnsi="Courier New"/>
+          <w:sz w:val="18"/>
+        </w:rPr>
+        <w:t>|                                                          |</w:t>
+      </w:r>
+    </w:p>
+    <w:p>
+      <w:r>
+        <w:rPr>
+          <w:rFonts w:ascii="Courier New" w:hAnsi="Courier New"/>
+          <w:sz w:val="18"/>
+        </w:rPr>
+        <w:t>|  리뷰 텍스트 *                                             |</w:t>
+      </w:r>
+    </w:p>
+    <w:p>
+      <w:r>
+        <w:rPr>
+          <w:rFonts w:ascii="Courier New" w:hAnsi="Courier New"/>
+          <w:sz w:val="18"/>
+        </w:rPr>
+        <w:t>|  +----------------------------------------------------+  |</w:t>
+      </w:r>
+    </w:p>
+    <w:p>
+      <w:r>
+        <w:rPr>
+          <w:rFonts w:ascii="Courier New" w:hAnsi="Courier New"/>
+          <w:sz w:val="18"/>
+        </w:rPr>
+        <w:t>|  | 고객 리뷰를 붙여넣으세요...                          |  |</w:t>
+      </w:r>
+    </w:p>
+    <w:p>
+      <w:r>
+        <w:rPr>
+          <w:rFonts w:ascii="Courier New" w:hAnsi="Courier New"/>
+          <w:sz w:val="18"/>
+        </w:rPr>
+        <w:t>|  +----------------------------------------------------+  |</w:t>
+      </w:r>
+    </w:p>
+    <w:p>
+      <w:r>
+        <w:rPr>
+          <w:rFonts w:ascii="Courier New" w:hAnsi="Courier New"/>
+          <w:sz w:val="18"/>
+        </w:rPr>
+        <w:t>|  별점 (선택): [★ 드롭다운]   상품명 (선택): [입력 필드]   |</w:t>
+      </w:r>
+    </w:p>
+    <w:p>
+      <w:r>
+        <w:rPr>
+          <w:rFonts w:ascii="Courier New" w:hAnsi="Courier New"/>
+          <w:sz w:val="18"/>
+        </w:rPr>
+        <w:t>|                                                          |</w:t>
+      </w:r>
+    </w:p>
+    <w:p>
+      <w:r>
+        <w:rPr>
+          <w:rFonts w:ascii="Courier New" w:hAnsi="Courier New"/>
+          <w:sz w:val="18"/>
+        </w:rPr>
+        <w:t>|  [대댓글 생성]                                             |</w:t>
+      </w:r>
+    </w:p>
+    <w:p>
+      <w:r>
+        <w:rPr>
+          <w:rFonts w:ascii="Courier New" w:hAnsi="Courier New"/>
+          <w:sz w:val="18"/>
+        </w:rPr>
+        <w:t>|                                                          |</w:t>
+      </w:r>
+    </w:p>
+    <w:p>
+      <w:r>
+        <w:rPr>
+          <w:rFonts w:ascii="Courier New" w:hAnsi="Courier New"/>
+          <w:sz w:val="18"/>
+        </w:rPr>
+        <w:t>|  ─── 생성 결과 ──────────────────────────────            |</w:t>
+      </w:r>
+    </w:p>
+    <w:p>
+      <w:r>
+        <w:rPr>
+          <w:rFonts w:ascii="Courier New" w:hAnsi="Courier New"/>
+          <w:sz w:val="18"/>
+        </w:rPr>
+        <w:t>|                                                          |</w:t>
+      </w:r>
+    </w:p>
+    <w:p>
+      <w:r>
+        <w:rPr>
+          <w:rFonts w:ascii="Courier New" w:hAnsi="Courier New"/>
+          <w:sz w:val="18"/>
+        </w:rPr>
+        <w:t>|  +----------------------------------------------------+  |</w:t>
+      </w:r>
+    </w:p>
+    <w:p>
+      <w:r>
+        <w:rPr>
+          <w:rFonts w:ascii="Courier New" w:hAnsi="Courier New"/>
+          <w:sz w:val="18"/>
+        </w:rPr>
+        <w:t>|  | 리뷰: "배송 빠르고 품질 좋아요!"                     |  |</w:t>
+      </w:r>
+    </w:p>
+    <w:p>
+      <w:r>
+        <w:rPr>
+          <w:rFonts w:ascii="Courier New" w:hAnsi="Courier New"/>
+          <w:sz w:val="18"/>
+        </w:rPr>
+        <w:t>|  | 감성: [긍정 ●]  신뢰도: 95%                          |  |</w:t>
+      </w:r>
+    </w:p>
+    <w:p>
+      <w:r>
+        <w:rPr>
+          <w:rFonts w:ascii="Courier New" w:hAnsi="Courier New"/>
+          <w:sz w:val="18"/>
+        </w:rPr>
+        <w:t>|  |                                                      |  |</w:t>
+      </w:r>
+    </w:p>
+    <w:p>
+      <w:r>
+        <w:rPr>
+          <w:rFonts w:ascii="Courier New" w:hAnsi="Courier New"/>
+          <w:sz w:val="18"/>
+        </w:rPr>
+        <w:t>|  | 대댓글 초안:                                          |  |</w:t>
+      </w:r>
+    </w:p>
+    <w:p>
+      <w:r>
+        <w:rPr>
+          <w:rFonts w:ascii="Courier New" w:hAnsi="Courier New"/>
+          <w:sz w:val="18"/>
+        </w:rPr>
+        <w:t>|  | +------------------------------------------------+  |  |</w:t>
+      </w:r>
+    </w:p>
+    <w:p>
+      <w:r>
+        <w:rPr>
+          <w:rFonts w:ascii="Courier New" w:hAnsi="Courier New"/>
+          <w:sz w:val="18"/>
+        </w:rPr>
+        <w:t>|  | | 고객님, 소중한 후기 감사합니다! 빠른 배송과 품질에  |  |  |</w:t>
+      </w:r>
+    </w:p>
+    <w:p>
+      <w:r>
+        <w:rPr>
+          <w:rFonts w:ascii="Courier New" w:hAnsi="Courier New"/>
+          <w:sz w:val="18"/>
+        </w:rPr>
+        <w:t>|  | | 만족하셨다니 저희도 기쁩니다. (편집 가능)           |  |  |</w:t>
+      </w:r>
+    </w:p>
+    <w:p>
+      <w:r>
+        <w:rPr>
+          <w:rFonts w:ascii="Courier New" w:hAnsi="Courier New"/>
+          <w:sz w:val="18"/>
+        </w:rPr>
+        <w:t>|  | +------------------------------------------------+  |  |</w:t>
+      </w:r>
+    </w:p>
+    <w:p>
+      <w:r>
+        <w:rPr>
+          <w:rFonts w:ascii="Courier New" w:hAnsi="Courier New"/>
+          <w:sz w:val="18"/>
+        </w:rPr>
+        <w:t>|  | 상태: [Draft ●]                                      |  |</w:t>
+      </w:r>
+    </w:p>
+    <w:p>
+      <w:r>
+        <w:rPr>
+          <w:rFonts w:ascii="Courier New" w:hAnsi="Courier New"/>
+          <w:sz w:val="18"/>
+        </w:rPr>
+        <w:t>|  | [수정] [재생성] [확정] [게시]                         |  |</w:t>
+      </w:r>
+    </w:p>
+    <w:p>
+      <w:r>
+        <w:rPr>
+          <w:rFonts w:ascii="Courier New" w:hAnsi="Courier New"/>
+          <w:sz w:val="18"/>
+        </w:rPr>
+        <w:t>|  +----------------------------------------------------+  |</w:t>
+      </w:r>
+    </w:p>
+    <w:p>
+      <w:r>
+        <w:rPr>
+          <w:rFonts w:ascii="Courier New" w:hAnsi="Courier New"/>
+          <w:sz w:val="18"/>
+        </w:rPr>
+        <w:t>|                                                          |</w:t>
+      </w:r>
+    </w:p>
+    <w:p>
+      <w:r>
+        <w:rPr>
+          <w:rFonts w:ascii="Courier New" w:hAnsi="Courier New"/>
+          <w:sz w:val="18"/>
+        </w:rPr>
+        <w:t>|  +----------------------------------------------------+  |</w:t>
+      </w:r>
+    </w:p>
+    <w:p>
+      <w:r>
+        <w:rPr>
+          <w:rFonts w:ascii="Courier New" w:hAnsi="Courier New"/>
+          <w:sz w:val="18"/>
+        </w:rPr>
+        <w:t>|  | 리뷰: "사이즈가 작아요. 교환 가능한가요?"             |  |</w:t>
+      </w:r>
+    </w:p>
+    <w:p>
+      <w:r>
+        <w:rPr>
+          <w:rFonts w:ascii="Courier New" w:hAnsi="Courier New"/>
+          <w:sz w:val="18"/>
+        </w:rPr>
+        <w:t>|  | 감성: [문의 ●]  신뢰도: 88%                          |  |</w:t>
+      </w:r>
+    </w:p>
+    <w:p>
+      <w:r>
+        <w:rPr>
+          <w:rFonts w:ascii="Courier New" w:hAnsi="Courier New"/>
+          <w:sz w:val="18"/>
+        </w:rPr>
+        <w:t>|  | ...                                                  |  |</w:t>
+      </w:r>
+    </w:p>
+    <w:p>
+      <w:r>
+        <w:rPr>
+          <w:rFonts w:ascii="Courier New" w:hAnsi="Courier New"/>
+          <w:sz w:val="18"/>
+        </w:rPr>
+        <w:t>|  +----------------------------------------------------+  |</w:t>
+      </w:r>
+    </w:p>
+    <w:p>
+      <w:r>
+        <w:rPr>
+          <w:rFonts w:ascii="Courier New" w:hAnsi="Courier New"/>
+          <w:sz w:val="18"/>
+        </w:rPr>
+        <w:t>|                                                          |</w:t>
+      </w:r>
+    </w:p>
+    <w:p>
+      <w:r>
+        <w:rPr>
+          <w:rFonts w:ascii="Courier New" w:hAnsi="Courier New"/>
+          <w:sz w:val="18"/>
+        </w:rPr>
+        <w:t>|  [전체 확정] [전체 게시]                                   |</w:t>
+      </w:r>
+    </w:p>
+    <w:p>
+      <w:r>
+        <w:rPr>
+          <w:rFonts w:ascii="Courier New" w:hAnsi="Courier New"/>
+          <w:sz w:val="18"/>
+        </w:rPr>
+        <w:t>+----------------------------------------------------------+</w:t>
+      </w:r>
+    </w:p>
+    <w:p>
+      <w:r>
+        <w:rPr>
+          <w:b/>
+        </w:rPr>
+        <w:t>컴포넌트:</w:t>
+      </w:r>
+    </w:p>
+    <w:p>
+      <w:pPr>
+        <w:pStyle w:val="ListBullet"/>
+      </w:pPr>
+      <w:r>
+        <w:t>`ReviewInput`: 단건/일괄 탭 전환, 리뷰 텍스트 입력, 별점/상품명 입력</w:t>
+      </w:r>
+    </w:p>
+    <w:p>
+      <w:pPr>
+        <w:pStyle w:val="ListBullet"/>
+      </w:pPr>
+      <w:r>
+        <w:t>`ReviewReplyPair`: 리뷰 원문 + 감성 라벨 + 대댓글 초안 (인라인 편집)</w:t>
+      </w:r>
+    </w:p>
+    <w:p>
+      <w:pPr>
+        <w:pStyle w:val="ListBullet"/>
+      </w:pPr>
+      <w:r>
+        <w:t>`SentimentBadge`: 감성 라벨 칩 (색상 구분: 긍정=초록, 부정=빨강, 문의=파랑, 기타=회색)</w:t>
+      </w:r>
+    </w:p>
+    <w:p>
+      <w:pPr>
+        <w:pStyle w:val="ListBullet"/>
+      </w:pPr>
+      <w:r>
+        <w:t>`StatusBadge`: 상태 배지 (Draft=회색, Confirmed=노랑, Published=초록)</w:t>
+      </w:r>
+    </w:p>
+    <w:p>
+      <w:pPr>
+        <w:pStyle w:val="ListBullet"/>
+      </w:pPr>
+      <w:r>
+        <w:t>`ActionButtons`: 수정 / 재생성 / 확정 / 게시 버튼 그룹</w:t>
+      </w:r>
+    </w:p>
+    <w:p>
+      <w:pPr>
+        <w:pStyle w:val="Heading3"/>
+      </w:pPr>
+      <w:r>
+        <w:t>3-3. 히스토리 (/dashboard/history)</w:t>
+      </w:r>
+    </w:p>
+    <w:p>
+      <w:r>
+        <w:rPr>
+          <w:rFonts w:ascii="Courier New" w:hAnsi="Courier New"/>
+          <w:sz w:val="18"/>
+        </w:rPr>
+        <w:t>+----------------------------------------------------------+</w:t>
+      </w:r>
+    </w:p>
+    <w:p>
+      <w:r>
+        <w:rPr>
+          <w:rFonts w:ascii="Courier New" w:hAnsi="Courier New"/>
+          <w:sz w:val="18"/>
+        </w:rPr>
+        <w:t>|  [로고] 에이전트 대시보드                                   |</w:t>
+      </w:r>
+    </w:p>
+    <w:p>
+      <w:r>
+        <w:rPr>
+          <w:rFonts w:ascii="Courier New" w:hAnsi="Courier New"/>
+          <w:sz w:val="18"/>
+        </w:rPr>
+        <w:t>|  [톤 설정]  [리뷰 관리]  [히스토리]                         |</w:t>
+      </w:r>
+    </w:p>
+    <w:p>
+      <w:r>
+        <w:rPr>
+          <w:rFonts w:ascii="Courier New" w:hAnsi="Courier New"/>
+          <w:sz w:val="18"/>
+        </w:rPr>
+        <w:t>+----------------------------------------------------------+</w:t>
+      </w:r>
+    </w:p>
+    <w:p>
+      <w:r>
+        <w:rPr>
+          <w:rFonts w:ascii="Courier New" w:hAnsi="Courier New"/>
+          <w:sz w:val="18"/>
+        </w:rPr>
+        <w:t>|                                                          |</w:t>
+      </w:r>
+    </w:p>
+    <w:p>
+      <w:r>
+        <w:rPr>
+          <w:rFonts w:ascii="Courier New" w:hAnsi="Courier New"/>
+          <w:sz w:val="18"/>
+        </w:rPr>
+        <w:t>|  대댓글 히스토리                                           |</w:t>
+      </w:r>
+    </w:p>
+    <w:p>
+      <w:r>
+        <w:rPr>
+          <w:rFonts w:ascii="Courier New" w:hAnsi="Courier New"/>
+          <w:sz w:val="18"/>
+        </w:rPr>
+        <w:t>|  ─────────────────────────────────────                    |</w:t>
+      </w:r>
+    </w:p>
+    <w:p>
+      <w:r>
+        <w:rPr>
+          <w:rFonts w:ascii="Courier New" w:hAnsi="Courier New"/>
+          <w:sz w:val="18"/>
+        </w:rPr>
+        <w:t>|                                                          |</w:t>
+      </w:r>
+    </w:p>
+    <w:p>
+      <w:r>
+        <w:rPr>
+          <w:rFonts w:ascii="Courier New" w:hAnsi="Courier New"/>
+          <w:sz w:val="18"/>
+        </w:rPr>
+        <w:t>|  필터: [전체 ▼] [날짜 선택]                                |</w:t>
+      </w:r>
+    </w:p>
+    <w:p>
+      <w:r>
+        <w:rPr>
+          <w:rFonts w:ascii="Courier New" w:hAnsi="Courier New"/>
+          <w:sz w:val="18"/>
+        </w:rPr>
+        <w:t>|                                                          |</w:t>
+      </w:r>
+    </w:p>
+    <w:p>
+      <w:r>
+        <w:rPr>
+          <w:rFonts w:ascii="Courier New" w:hAnsi="Courier New"/>
+          <w:sz w:val="18"/>
+        </w:rPr>
+        <w:t>|  +----------------------------------------------------+  |</w:t>
+      </w:r>
+    </w:p>
+    <w:p>
+      <w:r>
+        <w:rPr>
+          <w:rFonts w:ascii="Courier New" w:hAnsi="Courier New"/>
+          <w:sz w:val="18"/>
+        </w:rPr>
+        <w:t>|  | 2026-04-22 | "배송 빠르고..." → "감사합니다!..."     |  |</w:t>
+      </w:r>
+    </w:p>
+    <w:p>
+      <w:r>
+        <w:rPr>
+          <w:rFonts w:ascii="Courier New" w:hAnsi="Courier New"/>
+          <w:sz w:val="18"/>
+        </w:rPr>
+        <w:t>|  | 상태: [Published ●]                                  |  |</w:t>
+      </w:r>
+    </w:p>
+    <w:p>
+      <w:r>
+        <w:rPr>
+          <w:rFonts w:ascii="Courier New" w:hAnsi="Courier New"/>
+          <w:sz w:val="18"/>
+        </w:rPr>
+        <w:t>|  +----------------------------------------------------+  |</w:t>
+      </w:r>
+    </w:p>
+    <w:p>
+      <w:r>
+        <w:rPr>
+          <w:rFonts w:ascii="Courier New" w:hAnsi="Courier New"/>
+          <w:sz w:val="18"/>
+        </w:rPr>
+        <w:t>|  | 2026-04-21 | "사이즈가 작아..." → "고객님, 불편을..." |  |</w:t>
+      </w:r>
+    </w:p>
+    <w:p>
+      <w:r>
+        <w:rPr>
+          <w:rFonts w:ascii="Courier New" w:hAnsi="Courier New"/>
+          <w:sz w:val="18"/>
+        </w:rPr>
+        <w:t>|  | 상태: [Confirmed ●]                                  |  |</w:t>
+      </w:r>
+    </w:p>
+    <w:p>
+      <w:r>
+        <w:rPr>
+          <w:rFonts w:ascii="Courier New" w:hAnsi="Courier New"/>
+          <w:sz w:val="18"/>
+        </w:rPr>
+        <w:t>|  +----------------------------------------------------+  |</w:t>
+      </w:r>
+    </w:p>
+    <w:p>
+      <w:r>
+        <w:rPr>
+          <w:rFonts w:ascii="Courier New" w:hAnsi="Courier New"/>
+          <w:sz w:val="18"/>
+        </w:rPr>
+        <w:t>|  | 2026-04-21 | "색상이 사진과..." → "죄송합니다..."     |  |</w:t>
+      </w:r>
+    </w:p>
+    <w:p>
+      <w:r>
+        <w:rPr>
+          <w:rFonts w:ascii="Courier New" w:hAnsi="Courier New"/>
+          <w:sz w:val="18"/>
+        </w:rPr>
+        <w:t>|  | 상태: [Draft ●]                                      |  |</w:t>
+      </w:r>
+    </w:p>
+    <w:p>
+      <w:r>
+        <w:rPr>
+          <w:rFonts w:ascii="Courier New" w:hAnsi="Courier New"/>
+          <w:sz w:val="18"/>
+        </w:rPr>
+        <w:t>|  +----------------------------------------------------+  |</w:t>
+      </w:r>
+    </w:p>
+    <w:p>
+      <w:r>
+        <w:rPr>
+          <w:rFonts w:ascii="Courier New" w:hAnsi="Courier New"/>
+          <w:sz w:val="18"/>
+        </w:rPr>
+        <w:t>|                                                          |</w:t>
+      </w:r>
+    </w:p>
+    <w:p>
+      <w:r>
+        <w:rPr>
+          <w:rFonts w:ascii="Courier New" w:hAnsi="Courier New"/>
+          <w:sz w:val="18"/>
+        </w:rPr>
+        <w:t>|  클릭 시 상세:                                             |</w:t>
+      </w:r>
+    </w:p>
+    <w:p>
+      <w:r>
+        <w:rPr>
+          <w:rFonts w:ascii="Courier New" w:hAnsi="Courier New"/>
+          <w:sz w:val="18"/>
+        </w:rPr>
+        <w:t>|  +----------------------------------------------------+  |</w:t>
+      </w:r>
+    </w:p>
+    <w:p>
+      <w:r>
+        <w:rPr>
+          <w:rFonts w:ascii="Courier New" w:hAnsi="Courier New"/>
+          <w:sz w:val="18"/>
+        </w:rPr>
+        <w:t>|  | 리뷰 원문: "배송 빠르고 품질 좋아요!"                 |  |</w:t>
+      </w:r>
+    </w:p>
+    <w:p>
+      <w:r>
+        <w:rPr>
+          <w:rFonts w:ascii="Courier New" w:hAnsi="Courier New"/>
+          <w:sz w:val="18"/>
+        </w:rPr>
+        <w:t>|  | 감성: 긍정                                            |  |</w:t>
+      </w:r>
+    </w:p>
+    <w:p>
+      <w:r>
+        <w:rPr>
+          <w:rFonts w:ascii="Courier New" w:hAnsi="Courier New"/>
+          <w:sz w:val="18"/>
+        </w:rPr>
+        <w:t>|  | 최종 대댓글: "고객님, 소중한 후기 감사합니다!..."      |  |</w:t>
+      </w:r>
+    </w:p>
+    <w:p>
+      <w:r>
+        <w:rPr>
+          <w:rFonts w:ascii="Courier New" w:hAnsi="Courier New"/>
+          <w:sz w:val="18"/>
+        </w:rPr>
+        <w:t>|  | 수정 이력:                                            |  |</w:t>
+      </w:r>
+    </w:p>
+    <w:p>
+      <w:r>
+        <w:rPr>
+          <w:rFonts w:ascii="Courier New" w:hAnsi="Courier New"/>
+          <w:sz w:val="18"/>
+        </w:rPr>
+        <w:t>|  |   - 04/22 10:30 생성 (draft)                         |  |</w:t>
+      </w:r>
+    </w:p>
+    <w:p>
+      <w:r>
+        <w:rPr>
+          <w:rFonts w:ascii="Courier New" w:hAnsi="Courier New"/>
+          <w:sz w:val="18"/>
+        </w:rPr>
+        <w:t>|  |   - 04/22 10:35 수정                                 |  |</w:t>
+      </w:r>
+    </w:p>
+    <w:p>
+      <w:r>
+        <w:rPr>
+          <w:rFonts w:ascii="Courier New" w:hAnsi="Courier New"/>
+          <w:sz w:val="18"/>
+        </w:rPr>
+        <w:t>|  |   - 04/22 10:36 확정                                 |  |</w:t>
+      </w:r>
+    </w:p>
+    <w:p>
+      <w:r>
+        <w:rPr>
+          <w:rFonts w:ascii="Courier New" w:hAnsi="Courier New"/>
+          <w:sz w:val="18"/>
+        </w:rPr>
+        <w:t>|  |   - 04/22 10:40 게시 완료                             |  |</w:t>
+      </w:r>
+    </w:p>
+    <w:p>
+      <w:r>
+        <w:rPr>
+          <w:rFonts w:ascii="Courier New" w:hAnsi="Courier New"/>
+          <w:sz w:val="18"/>
+        </w:rPr>
+        <w:t>|  +----------------------------------------------------+  |</w:t>
+      </w:r>
+    </w:p>
+    <w:p>
+      <w:r>
+        <w:rPr>
+          <w:rFonts w:ascii="Courier New" w:hAnsi="Courier New"/>
+          <w:sz w:val="18"/>
+        </w:rPr>
+        <w:t>+----------------------------------------------------------+</w:t>
+      </w:r>
+    </w:p>
+    <w:p>
+      <w:r>
+        <w:rPr>
+          <w:b/>
+        </w:rPr>
+        <w:t>컴포넌트:</w:t>
+      </w:r>
+    </w:p>
+    <w:p>
+      <w:pPr>
+        <w:pStyle w:val="ListBullet"/>
+      </w:pPr>
+      <w:r>
+        <w:t>`HistoryItem`: 날짜, 리뷰 요약, 대댓글 요약, 상태 배지</w:t>
+      </w:r>
+    </w:p>
+    <w:p>
+      <w:pPr>
+        <w:pStyle w:val="ListBullet"/>
+      </w:pPr>
+      <w:r>
         <w:t>`HistoryDetail`: 리뷰 원문, 감성, 최종 대댓글, 수정 이력 타임라인</w:t>
       </w:r>
     </w:p>
     <w:p>
       <w:r>
-        <w:t>──────────────────────────────────────────────────</w:t>
+        <w:t>---</w:t>
       </w:r>
     </w:p>
     <w:p>
@@ -862,16 +2520,29 @@
       </w:r>
     </w:p>
     <w:p>
-      <w:pPr/>
       <w:r>
         <w:rPr>
           <w:rFonts w:ascii="Courier New" w:hAnsi="Courier New"/>
           <w:sz w:val="18"/>
         </w:rPr>
         <w:t>에이전트 접속 → 톤 프로필 미설정 감지 → 톤 설정 페이지 안내</w:t>
-        <w:br/>
+      </w:r>
+    </w:p>
+    <w:p>
+      <w:r>
+        <w:rPr>
+          <w:rFonts w:ascii="Courier New" w:hAnsi="Courier New"/>
+          <w:sz w:val="18"/>
+        </w:rPr>
         <w:t>→ 브랜드명 + 키워드 입력 → (선택: 샘플 대댓글 입력)</w:t>
-        <w:br/>
+      </w:r>
+    </w:p>
+    <w:p>
+      <w:r>
+        <w:rPr>
+          <w:rFonts w:ascii="Courier New" w:hAnsi="Courier New"/>
+          <w:sz w:val="18"/>
+        </w:rPr>
         <w:t>→ 톤 프로필 생성 → 미리보기 확인 → 저장 → 리뷰 관리 페이지로 이동</w:t>
       </w:r>
     </w:p>
@@ -884,16 +2555,29 @@
       </w:r>
     </w:p>
     <w:p>
-      <w:pPr/>
       <w:r>
         <w:rPr>
           <w:rFonts w:ascii="Courier New" w:hAnsi="Courier New"/>
           <w:sz w:val="18"/>
         </w:rPr>
         <w:t>에이전트 접속 → 리뷰 관리 페이지 → 리뷰 입력 (단건/일괄)</w:t>
-        <w:br/>
+      </w:r>
+    </w:p>
+    <w:p>
+      <w:r>
+        <w:rPr>
+          <w:rFonts w:ascii="Courier New" w:hAnsi="Courier New"/>
+          <w:sz w:val="18"/>
+        </w:rPr>
         <w:t>→ 대댓글 생성 클릭 → 감성 분류 + 초안 생성 → 초안 확인/수정</w:t>
-        <w:br/>
+      </w:r>
+    </w:p>
+    <w:p>
+      <w:r>
+        <w:rPr>
+          <w:rFonts w:ascii="Courier New" w:hAnsi="Courier New"/>
+          <w:sz w:val="18"/>
+        </w:rPr>
         <w:t>→ 확정 → 게시 → 샘플 쇼핑몰에서 확인</w:t>
       </w:r>
     </w:p>
@@ -906,20 +2590,47 @@
       </w:r>
     </w:p>
     <w:p>
-      <w:pPr/>
       <w:r>
         <w:rPr>
           <w:rFonts w:ascii="Courier New" w:hAnsi="Courier New"/>
           <w:sz w:val="18"/>
         </w:rPr>
         <w:t>쇼핑몰 탐색 중 → 우하단 FAB 클릭 → 미니패널 오픈</w:t>
-        <w:br/>
+      </w:r>
+    </w:p>
+    <w:p>
+      <w:r>
+        <w:rPr>
+          <w:rFonts w:ascii="Courier New" w:hAnsi="Courier New"/>
+          <w:sz w:val="18"/>
+        </w:rPr>
         <w:t>→ 대댓글 미작성 리뷰 목록 표시 → 리뷰 선택</w:t>
-        <w:br/>
+      </w:r>
+    </w:p>
+    <w:p>
+      <w:r>
+        <w:rPr>
+          <w:rFonts w:ascii="Courier New" w:hAnsi="Courier New"/>
+          <w:sz w:val="18"/>
+        </w:rPr>
         <w:t>→ 단건 대댓글 생성 (감성분류 + LLM) → 초안 확인/수정</w:t>
-        <w:br/>
+      </w:r>
+    </w:p>
+    <w:p>
+      <w:r>
+        <w:rPr>
+          <w:rFonts w:ascii="Courier New" w:hAnsi="Courier New"/>
+          <w:sz w:val="18"/>
+        </w:rPr>
         <w:t>→ 확정 → 게시 → 쇼핑몰에서 즉시 확인</w:t>
-        <w:br/>
+      </w:r>
+    </w:p>
+    <w:p>
+      <w:r>
+        <w:rPr>
+          <w:rFonts w:ascii="Courier New" w:hAnsi="Courier New"/>
+          <w:sz w:val="18"/>
+        </w:rPr>
         <w:t>(선택) 미니패널 하단 "대시보드로 이동" 클릭 → 대시보드 페이지</w:t>
       </w:r>
     </w:p>
@@ -932,22 +2643,35 @@
       </w:r>
     </w:p>
     <w:p>
-      <w:pPr/>
       <w:r>
         <w:rPr>
           <w:rFonts w:ascii="Courier New" w:hAnsi="Courier New"/>
           <w:sz w:val="18"/>
         </w:rPr>
         <w:t>리뷰 입력 (대시보드 또는 FAB) → 감성 "부정" 분류</w:t>
-        <w:br/>
+      </w:r>
+    </w:p>
+    <w:p>
+      <w:r>
+        <w:rPr>
+          <w:rFonts w:ascii="Courier New" w:hAnsi="Courier New"/>
+          <w:sz w:val="18"/>
+        </w:rPr>
         <w:t>→ 공감-사과-해결 구조 초안 생성</w:t>
-        <w:br/>
+      </w:r>
+    </w:p>
+    <w:p>
+      <w:r>
+        <w:rPr>
+          <w:rFonts w:ascii="Courier New" w:hAnsi="Courier New"/>
+          <w:sz w:val="18"/>
+        </w:rPr>
         <w:t>→ 운영자가 실제 대응방안 추가 수정 → 확정 → 게시</w:t>
       </w:r>
     </w:p>
     <w:p>
       <w:r>
-        <w:t>──────────────────────────────────────────────────</w:t>
+        <w:t>---</w:t>
       </w:r>
     </w:p>
     <w:p>
@@ -1080,7 +2804,7 @@
     </w:p>
     <w:p>
       <w:r>
-        <w:t>──────────────────────────────────────────────────</w:t>
+        <w:t>---</w:t>
       </w:r>
     </w:p>
     <w:p>
@@ -1504,9 +3228,12 @@
     <w:name w:val="Normal"/>
     <w:qFormat/>
     <w:rsid w:val="00FC693F"/>
+    <w:pPr>
+      <w:spacing w:after="80" w:line="276" w:lineRule="auto"/>
+    </w:pPr>
     <w:rPr>
-      <w:rFonts w:ascii="Arial" w:hAnsi="Arial"/>
-      <w:sz w:val="21"/>
+      <w:rFonts w:ascii="Malgun Gothic" w:hAnsi="Malgun Gothic"/>
+      <w:sz w:val="20"/>
     </w:rPr>
   </w:style>
   <w:style w:type="paragraph" w:styleId="Header">
